--- a/lab01/Фроленко Марк Евгеньевич_ЛР1-вариант-11.docx
+++ b/lab01/Фроленко Марк Евгеньевич_ЛР1-вариант-11.docx
@@ -844,18 +844,6 @@
           <w:bCs/>
         </w:rPr>
       </w:pPr>
-    </w:p>
-    <w:p>
-      <w:pPr>
-        <w:pStyle w:val="a3"/>
-        <w:spacing w:before="120" w:line="276" w:lineRule="auto"/>
-        <w:ind w:right="138"/>
-        <w:jc w:val="both"/>
-        <w:rPr>
-          <w:b/>
-          <w:bCs/>
-        </w:rPr>
-      </w:pPr>
       <w:r>
         <w:rPr>
           <w:b/>
@@ -1674,6 +1662,7 @@
         <w:jc w:val="both"/>
       </w:pPr>
       <w:r>
+        <w:lastRenderedPageBreak/>
         <w:t>Заданный Порог — |</w:t>
       </w:r>
       <w:r>
@@ -2507,7 +2496,6 @@
         <w:rPr>
           <w:noProof/>
         </w:rPr>
-        <w:lastRenderedPageBreak/>
         <w:drawing>
           <wp:inline distT="0" distB="0" distL="0" distR="0" wp14:anchorId="0709EE06" wp14:editId="4749D074">
             <wp:extent cx="6118860" cy="419100"/>
@@ -2575,6 +2563,7 @@
           <w:szCs w:val="24"/>
           <w:lang w:eastAsia="ru-RU"/>
         </w:rPr>
+        <w:lastRenderedPageBreak/>
         <w:t>seed: 2045685580</w:t>
       </w:r>
     </w:p>
@@ -2874,6 +2863,33 @@
       <w:r>
         <w:t xml:space="preserve"> Всегда передавать --seed при запуске скрипта, записывать его значение в паспорт эксперимента и использовать локальный генератор random.Random(seed) вместо глобального состояния.</w:t>
       </w:r>
+      <w:r>
+        <w:t xml:space="preserve"> </w:t>
+      </w:r>
+      <w:r>
+        <w:t xml:space="preserve">Данные занесены в </w:t>
+      </w:r>
+      <w:r>
+        <w:rPr>
+          <w:lang w:val="en-US"/>
+        </w:rPr>
+        <w:t>reports</w:t>
+      </w:r>
+      <w:r>
+        <w:rPr>
+          <w:lang w:val="en-US"/>
+        </w:rPr>
+        <w:t>/</w:t>
+      </w:r>
+      <w:r>
+        <w:rPr>
+          <w:lang w:val="en-US"/>
+        </w:rPr>
+        <w:t>error_no_seed</w:t>
+      </w:r>
+      <w:r>
+        <w:t>.</w:t>
+      </w:r>
     </w:p>
     <w:p>
       <w:pPr>
@@ -3220,27 +3236,6 @@
         <w:t>Сравниваются отпечатки полных массивов пикселей, а не средние значения и не файлы PNG. Схема серии seed: 101, 101, 1101, 101.</w:t>
       </w:r>
     </w:p>
-    <w:p>
-      <w:pPr>
-        <w:pStyle w:val="a3"/>
-        <w:spacing w:before="120" w:line="276" w:lineRule="auto"/>
-        <w:ind w:right="138"/>
-      </w:pPr>
-    </w:p>
-    <w:p>
-      <w:pPr>
-        <w:pStyle w:val="a3"/>
-        <w:spacing w:before="120" w:line="276" w:lineRule="auto"/>
-        <w:ind w:right="138"/>
-      </w:pPr>
-    </w:p>
-    <w:p>
-      <w:pPr>
-        <w:pStyle w:val="a3"/>
-        <w:spacing w:before="120" w:line="276" w:lineRule="auto"/>
-        <w:ind w:right="138"/>
-      </w:pPr>
-    </w:p>
     <w:tbl>
       <w:tblPr>
         <w:tblStyle w:val="a7"/>
@@ -3265,7 +3260,6 @@
               <w:ind w:right="138"/>
             </w:pPr>
             <w:r>
-              <w:lastRenderedPageBreak/>
               <w:t>Запуск</w:t>
             </w:r>
           </w:p>
@@ -3469,6 +3463,7 @@
               <w:ind w:right="138"/>
             </w:pPr>
             <w:r>
+              <w:lastRenderedPageBreak/>
               <w:t>4</w:t>
             </w:r>
           </w:p>
@@ -4304,18 +4299,21 @@
         <w:ind w:right="138"/>
       </w:pPr>
       <w:r>
+        <w:t>Величина предсказана верно по всем четырём метрикам: для энтропии ожидалось превышение порога, и оно произошло с огромным запасом (отношение 197,04 при пороге 2); для средней яркости, контраста и граничной энергии ожидалось, что эффект останется ниже порога, и фактически отношения составили 0,01, 0,58 и 0,05 соответственно.</w:t>
+      </w:r>
+    </w:p>
+    <w:p>
+      <w:pPr>
+        <w:pStyle w:val="a3"/>
+        <w:spacing w:before="120" w:line="276" w:lineRule="auto"/>
+        <w:ind w:right="138"/>
+      </w:pPr>
+      <w:r>
+        <w:t xml:space="preserve">Итог: гипотеза о существенности подтверждена только для энтропии при n = 5; по остальным метрикам эффект не обнаружен. Направление изменений в целом совпало с </w:t>
+      </w:r>
+      <w:r>
         <w:lastRenderedPageBreak/>
-        <w:t>Величина предсказана верно по всем четырём метрикам: для энтропии ожидалось превышение порога, и оно произошло с огромным запасом (отношение 197,04 при пороге 2); для средней яркости, контраста и граничной энергии ожидалось, что эффект останется ниже порога, и фактически отношения составили 0,01, 0,58 и 0,05 соответственно.</w:t>
-      </w:r>
-    </w:p>
-    <w:p>
-      <w:pPr>
-        <w:pStyle w:val="a3"/>
-        <w:spacing w:before="120" w:line="276" w:lineRule="auto"/>
-        <w:ind w:right="138"/>
-      </w:pPr>
-      <w:r>
-        <w:t>Итог: гипотеза о существенности подтверждена только для энтропии при n = 5; по остальным метрикам эффект не обнаружен. Направление изменений в целом совпало с ожидаемым, за исключением контраста, который повёл себя противоположно предсказанию. Порог после просмотра результатов</w:t>
+        <w:t>ожидаемым, за исключением контраста, который повёл себя противоположно предсказанию. Порог после просмотра результатов</w:t>
       </w:r>
       <w:r>
         <w:t xml:space="preserve"> эксперимента</w:t>
@@ -4643,17 +4641,17 @@
         <w:ind w:right="138"/>
       </w:pPr>
       <w:r>
+        <w:t>В факторной серии (4 бита) средний контраст составил 0,1407. Различие с базовой серией (плюс 0,0013) статистически незначимо: отношение разницы к стандартному отклонению равно 0,58, что существенно ниже порога 2. Следовательно, квантование до 16 уровней не изменило размах яркости подложки и не приблизило её к граничному значению. По рассматриваемому критерию оба варианта остаются допустимыми.</w:t>
+      </w:r>
+    </w:p>
+    <w:p>
+      <w:pPr>
+        <w:pStyle w:val="a3"/>
+        <w:spacing w:before="120" w:line="276" w:lineRule="auto"/>
+        <w:ind w:right="138"/>
+      </w:pPr>
+      <w:r>
         <w:lastRenderedPageBreak/>
-        <w:t>В факторной серии (4 бита) средний контраст составил 0,1407. Различие с базовой серией (плюс 0,0013) статистически незначимо: отношение разницы к стандартному отклонению равно 0,58, что существенно ниже порога 2. Следовательно, квантование до 16 уровней не изменило размах яркости подложки и не приблизило её к граничному значению. По рассматриваемому критерию оба варианта остаются допустимыми.</w:t>
-      </w:r>
-    </w:p>
-    <w:p>
-      <w:pPr>
-        <w:pStyle w:val="a3"/>
-        <w:spacing w:before="120" w:line="276" w:lineRule="auto"/>
-        <w:ind w:right="138"/>
-      </w:pPr>
-      <w:r>
         <w:t>Вместе с тем контраст не исчерпывает характеристик, значимых для читаемости. При квантовании до 4 бит снижается плавность тональных переходов, что приводит к появлению ступенчатой структуры и придаёт подложке более грубый характер (см. рисунок 1). Метрика граничной энергии, потенциально чувствительная к данному эффекту, в нашем случае осталась практически неизменной (0,0835 в обеих сериях), поэтому численно указанный недостаток не проявился. Тем не менее визуальное огрубление структуры может снижать комфорт восприятия мелкого шрифта даже при формально допустимом уровне контраста.</w:t>
       </w:r>
     </w:p>
@@ -4665,6 +4663,2857 @@
       </w:pPr>
       <w:r>
         <w:t>Вывод по критерию варианта. По выбранному порогу контраста (0,15) подложка остаётся допустимой как в базовом, так и в факторном варианте: значения 0,1394 и 0,1407 не превышают порог, а их различие статистически незначимо. С позиции контраста квантование до 4 бит не ухудшает пригодность подложки для размещения мелкого текста. При этом необходимо учитывать ограничение: контраст характеризует лишь общий размах яркости и не отражает дробность структуры; при 4 битах переходы становятся ступенчатыми, что может сказаться на читаемости в большей степени, чем показывают четыре выбранные метрики. Строгая проверка данного аспекта потребовала бы макета с конкретным шрифтом, кеглем и условиями печати.</w:t>
+      </w:r>
+    </w:p>
+    <w:p>
+      <w:pPr>
+        <w:pStyle w:val="a3"/>
+        <w:spacing w:before="120" w:line="276" w:lineRule="auto"/>
+        <w:ind w:right="138"/>
+      </w:pPr>
+    </w:p>
+    <w:p>
+      <w:pPr>
+        <w:pStyle w:val="a3"/>
+        <w:spacing w:before="120" w:line="276" w:lineRule="auto"/>
+        <w:ind w:right="138"/>
+        <w:rPr>
+          <w:b/>
+          <w:bCs/>
+          <w:sz w:val="28"/>
+          <w:szCs w:val="28"/>
+        </w:rPr>
+      </w:pPr>
+      <w:r>
+        <w:rPr>
+          <w:b/>
+          <w:bCs/>
+          <w:sz w:val="28"/>
+          <w:szCs w:val="28"/>
+        </w:rPr>
+        <w:t xml:space="preserve">6. </w:t>
+      </w:r>
+      <w:r>
+        <w:rPr>
+          <w:b/>
+          <w:bCs/>
+          <w:sz w:val="28"/>
+          <w:szCs w:val="28"/>
+        </w:rPr>
+        <w:t>Часть Б</w:t>
+      </w:r>
+      <w:r>
+        <w:rPr>
+          <w:b/>
+          <w:bCs/>
+          <w:sz w:val="28"/>
+          <w:szCs w:val="28"/>
+        </w:rPr>
+        <w:t>.</w:t>
+      </w:r>
+      <w:r>
+        <w:rPr>
+          <w:b/>
+          <w:bCs/>
+          <w:sz w:val="28"/>
+          <w:szCs w:val="28"/>
+        </w:rPr>
+        <w:t xml:space="preserve"> Рабочая область Engee</w:t>
+      </w:r>
+    </w:p>
+    <w:p>
+      <w:pPr>
+        <w:pStyle w:val="a3"/>
+        <w:spacing w:before="120" w:line="276" w:lineRule="auto"/>
+        <w:ind w:right="138"/>
+        <w:rPr>
+          <w:b/>
+          <w:bCs/>
+        </w:rPr>
+      </w:pPr>
+      <w:r>
+        <w:rPr>
+          <w:b/>
+          <w:bCs/>
+        </w:rPr>
+        <w:t>6.</w:t>
+      </w:r>
+      <w:r>
+        <w:rPr>
+          <w:b/>
+          <w:bCs/>
+        </w:rPr>
+        <w:t>1. Версии Engee</w:t>
+      </w:r>
+    </w:p>
+    <w:tbl>
+      <w:tblPr>
+        <w:tblStyle w:val="a7"/>
+        <w:tblW w:w="0" w:type="auto"/>
+        <w:tblLook w:val="04A0" w:firstRow="1" w:lastRow="0" w:firstColumn="1" w:lastColumn="0" w:noHBand="0" w:noVBand="1"/>
+      </w:tblPr>
+      <w:tblGrid>
+        <w:gridCol w:w="4929"/>
+        <w:gridCol w:w="4930"/>
+      </w:tblGrid>
+      <w:tr>
+        <w:tc>
+          <w:tcPr>
+            <w:tcW w:w="4929" w:type="dxa"/>
+          </w:tcPr>
+          <w:p>
+            <w:pPr>
+              <w:pStyle w:val="a3"/>
+              <w:spacing w:before="120" w:line="276" w:lineRule="auto"/>
+              <w:ind w:right="138"/>
+            </w:pPr>
+            <w:r>
+              <w:t>Версия среды</w:t>
+            </w:r>
+          </w:p>
+        </w:tc>
+        <w:tc>
+          <w:tcPr>
+            <w:tcW w:w="4930" w:type="dxa"/>
+          </w:tcPr>
+          <w:p>
+            <w:pPr>
+              <w:pStyle w:val="a3"/>
+              <w:spacing w:before="120" w:line="276" w:lineRule="auto"/>
+              <w:ind w:right="138"/>
+              <w:rPr>
+                <w:lang w:val="en-US"/>
+              </w:rPr>
+            </w:pPr>
+            <w:r>
+              <w:t>Engee</w:t>
+            </w:r>
+            <w:r>
+              <w:t xml:space="preserve"> 26.9.2-</w:t>
+            </w:r>
+            <w:r>
+              <w:rPr>
+                <w:lang w:val="en-US"/>
+              </w:rPr>
+              <w:t>H4</w:t>
+            </w:r>
+          </w:p>
+        </w:tc>
+      </w:tr>
+      <w:tr>
+        <w:tc>
+          <w:tcPr>
+            <w:tcW w:w="4929" w:type="dxa"/>
+          </w:tcPr>
+          <w:p>
+            <w:pPr>
+              <w:pStyle w:val="a3"/>
+              <w:spacing w:before="120" w:line="276" w:lineRule="auto"/>
+              <w:ind w:right="138"/>
+            </w:pPr>
+            <w:r>
+              <w:t>Версия личного кабинета</w:t>
+            </w:r>
+          </w:p>
+        </w:tc>
+        <w:tc>
+          <w:tcPr>
+            <w:tcW w:w="4930" w:type="dxa"/>
+          </w:tcPr>
+          <w:p>
+            <w:pPr>
+              <w:pStyle w:val="a3"/>
+              <w:spacing w:before="120" w:line="276" w:lineRule="auto"/>
+              <w:ind w:right="138"/>
+            </w:pPr>
+            <w:r>
+              <w:rPr>
+                <w:lang w:val="en-US"/>
+              </w:rPr>
+              <w:t>26.10.1</w:t>
+            </w:r>
+          </w:p>
+        </w:tc>
+      </w:tr>
+      <w:tr>
+        <w:tc>
+          <w:tcPr>
+            <w:tcW w:w="4929" w:type="dxa"/>
+          </w:tcPr>
+          <w:p>
+            <w:pPr>
+              <w:pStyle w:val="a3"/>
+              <w:spacing w:before="120" w:line="276" w:lineRule="auto"/>
+              <w:ind w:right="138"/>
+            </w:pPr>
+            <w:r>
+              <w:t>Дата и время начала работы</w:t>
+            </w:r>
+          </w:p>
+        </w:tc>
+        <w:tc>
+          <w:tcPr>
+            <w:tcW w:w="4930" w:type="dxa"/>
+          </w:tcPr>
+          <w:p>
+            <w:pPr>
+              <w:pStyle w:val="a3"/>
+              <w:spacing w:before="120" w:line="276" w:lineRule="auto"/>
+              <w:ind w:right="138"/>
+            </w:pPr>
+            <w:r>
+              <w:t>19.10.2026 14:25</w:t>
+            </w:r>
+          </w:p>
+        </w:tc>
+      </w:tr>
+    </w:tbl>
+    <w:p>
+      <w:pPr>
+        <w:pStyle w:val="a3"/>
+        <w:spacing w:before="120" w:line="276" w:lineRule="auto"/>
+        <w:ind w:right="138"/>
+      </w:pPr>
+    </w:p>
+    <w:p>
+      <w:pPr>
+        <w:pStyle w:val="a3"/>
+        <w:spacing w:before="120" w:line="276" w:lineRule="auto"/>
+        <w:ind w:right="138"/>
+        <w:rPr>
+          <w:b/>
+          <w:bCs/>
+        </w:rPr>
+      </w:pPr>
+      <w:r>
+        <w:rPr>
+          <w:b/>
+          <w:bCs/>
+        </w:rPr>
+        <w:t>6.</w:t>
+      </w:r>
+      <w:r>
+        <w:rPr>
+          <w:b/>
+          <w:bCs/>
+        </w:rPr>
+        <w:t xml:space="preserve">2. </w:t>
+      </w:r>
+      <w:r>
+        <w:rPr>
+          <w:b/>
+          <w:bCs/>
+        </w:rPr>
+        <w:t>Создание папок и скриптов</w:t>
+      </w:r>
+    </w:p>
+    <w:p>
+      <w:pPr>
+        <w:pStyle w:val="a3"/>
+        <w:spacing w:before="120" w:line="276" w:lineRule="auto"/>
+        <w:ind w:right="138"/>
+      </w:pPr>
+      <w:r>
+        <w:t xml:space="preserve">Была создана папка </w:t>
+      </w:r>
+      <w:r>
+        <w:rPr>
+          <w:lang w:val="en-US"/>
+        </w:rPr>
+        <w:t>AI</w:t>
+      </w:r>
+      <w:r>
+        <w:t xml:space="preserve"> </w:t>
+      </w:r>
+      <w:r>
+        <w:t xml:space="preserve">для курса и папка </w:t>
+      </w:r>
+      <w:r>
+        <w:rPr>
+          <w:lang w:val="en-US"/>
+        </w:rPr>
+        <w:t>LR</w:t>
+      </w:r>
+      <w:r>
+        <w:t xml:space="preserve">01 </w:t>
+      </w:r>
+      <w:r>
+        <w:t xml:space="preserve">для первой лабораторной. Внутри </w:t>
+      </w:r>
+      <w:r>
+        <w:rPr>
+          <w:lang w:val="en-US"/>
+        </w:rPr>
+        <w:t xml:space="preserve">LR01 </w:t>
+      </w:r>
+      <w:r>
+        <w:t>был создан скрипт LR</w:t>
+      </w:r>
+      <w:r>
+        <w:t>01_</w:t>
+      </w:r>
+      <w:r>
+        <w:t>environment</w:t>
+      </w:r>
+      <w:r>
+        <w:t>.</w:t>
+      </w:r>
+      <w:r>
+        <w:t>ngscript.</w:t>
+      </w:r>
+    </w:p>
+    <w:p>
+      <w:pPr>
+        <w:pStyle w:val="a3"/>
+        <w:spacing w:before="120" w:line="276" w:lineRule="auto"/>
+        <w:ind w:right="138"/>
+      </w:pPr>
+      <w:r>
+        <w:rPr>
+          <w:noProof/>
+        </w:rPr>
+        <w:drawing>
+          <wp:inline distT="0" distB="0" distL="0" distR="0" wp14:anchorId="3D1F07CA" wp14:editId="1CF0D9BE">
+            <wp:extent cx="4133850" cy="1508760"/>
+            <wp:effectExtent l="0" t="0" r="0" b="0"/>
+            <wp:docPr id="6" name="Рисунок 6"/>
+            <wp:cNvGraphicFramePr>
+              <a:graphicFrameLocks xmlns:a="http://schemas.openxmlformats.org/drawingml/2006/main" noChangeAspect="1"/>
+            </wp:cNvGraphicFramePr>
+            <a:graphic xmlns:a="http://schemas.openxmlformats.org/drawingml/2006/main">
+              <a:graphicData uri="http://schemas.openxmlformats.org/drawingml/2006/picture">
+                <pic:pic xmlns:pic="http://schemas.openxmlformats.org/drawingml/2006/picture">
+                  <pic:nvPicPr>
+                    <pic:cNvPr id="1" name=""/>
+                    <pic:cNvPicPr/>
+                  </pic:nvPicPr>
+                  <pic:blipFill rotWithShape="1">
+                    <a:blip r:embed="rId13"/>
+                    <a:srcRect b="23107"/>
+                    <a:stretch/>
+                  </pic:blipFill>
+                  <pic:spPr bwMode="auto">
+                    <a:xfrm>
+                      <a:off x="0" y="0"/>
+                      <a:ext cx="4134427" cy="1508971"/>
+                    </a:xfrm>
+                    <a:prstGeom prst="rect">
+                      <a:avLst/>
+                    </a:prstGeom>
+                    <a:ln>
+                      <a:noFill/>
+                    </a:ln>
+                    <a:extLst>
+                      <a:ext uri="{53640926-AAD7-44D8-BBD7-CCE9431645EC}">
+                        <a14:shadowObscured xmlns:a14="http://schemas.microsoft.com/office/drawing/2010/main"/>
+                      </a:ext>
+                    </a:extLst>
+                  </pic:spPr>
+                </pic:pic>
+              </a:graphicData>
+            </a:graphic>
+          </wp:inline>
+        </w:drawing>
+      </w:r>
+    </w:p>
+    <w:p>
+      <w:pPr>
+        <w:pStyle w:val="a3"/>
+        <w:spacing w:before="120" w:line="276" w:lineRule="auto"/>
+        <w:ind w:right="138"/>
+        <w:jc w:val="center"/>
+        <w:rPr>
+          <w:i/>
+          <w:iCs/>
+        </w:rPr>
+      </w:pPr>
+      <w:r>
+        <w:rPr>
+          <w:i/>
+          <w:iCs/>
+        </w:rPr>
+        <w:t xml:space="preserve">Рисунок 2 – Наличие папок и скрипта в </w:t>
+      </w:r>
+      <w:r>
+        <w:rPr>
+          <w:i/>
+          <w:iCs/>
+          <w:lang w:val="en-US"/>
+        </w:rPr>
+        <w:t>Engee</w:t>
+      </w:r>
+    </w:p>
+    <w:p>
+      <w:pPr>
+        <w:pStyle w:val="a3"/>
+        <w:spacing w:before="120" w:line="276" w:lineRule="auto"/>
+        <w:ind w:right="138"/>
+      </w:pPr>
+    </w:p>
+    <w:p>
+      <w:pPr>
+        <w:pStyle w:val="a3"/>
+        <w:spacing w:before="120" w:line="276" w:lineRule="auto"/>
+        <w:ind w:right="138"/>
+        <w:rPr>
+          <w:lang w:val="en-US"/>
+        </w:rPr>
+      </w:pPr>
+      <w:r>
+        <w:t xml:space="preserve">Выполнение команд </w:t>
+      </w:r>
+      <w:r>
+        <w:t>VERSION и versioninfo()</w:t>
+      </w:r>
+      <w:r>
+        <w:t>. Полученный</w:t>
+      </w:r>
+      <w:r>
+        <w:rPr>
+          <w:lang w:val="en-US"/>
+        </w:rPr>
+        <w:t xml:space="preserve"> </w:t>
+      </w:r>
+      <w:r>
+        <w:t>вывод</w:t>
+      </w:r>
+      <w:r>
+        <w:rPr>
+          <w:lang w:val="en-US"/>
+        </w:rPr>
+        <w:t>:</w:t>
+      </w:r>
+    </w:p>
+    <w:p>
+      <w:pPr>
+        <w:widowControl/>
+        <w:shd w:val="clear" w:color="auto" w:fill="FFFFFF"/>
+        <w:tabs>
+          <w:tab w:val="left" w:pos="916"/>
+          <w:tab w:val="left" w:pos="1832"/>
+          <w:tab w:val="left" w:pos="2748"/>
+          <w:tab w:val="left" w:pos="3664"/>
+          <w:tab w:val="left" w:pos="4580"/>
+          <w:tab w:val="left" w:pos="5496"/>
+          <w:tab w:val="left" w:pos="6412"/>
+          <w:tab w:val="left" w:pos="7328"/>
+          <w:tab w:val="left" w:pos="8244"/>
+          <w:tab w:val="left" w:pos="9160"/>
+          <w:tab w:val="left" w:pos="10076"/>
+          <w:tab w:val="left" w:pos="10992"/>
+          <w:tab w:val="left" w:pos="11908"/>
+          <w:tab w:val="left" w:pos="12824"/>
+          <w:tab w:val="left" w:pos="13740"/>
+          <w:tab w:val="left" w:pos="14656"/>
+        </w:tabs>
+        <w:wordWrap w:val="0"/>
+        <w:autoSpaceDE/>
+        <w:autoSpaceDN/>
+        <w:spacing w:line="211" w:lineRule="atLeast"/>
+        <w:rPr>
+          <w:rFonts w:ascii="Courier New" w:hAnsi="Courier New" w:cs="Courier New"/>
+          <w:color w:val="212121"/>
+          <w:sz w:val="18"/>
+          <w:szCs w:val="18"/>
+          <w:lang w:val="en-US" w:eastAsia="ru-RU"/>
+        </w:rPr>
+      </w:pPr>
+      <w:r>
+        <w:rPr>
+          <w:rFonts w:ascii="Courier New" w:hAnsi="Courier New" w:cs="Courier New"/>
+          <w:color w:val="212121"/>
+          <w:sz w:val="18"/>
+          <w:szCs w:val="18"/>
+          <w:lang w:val="en-US" w:eastAsia="ru-RU"/>
+        </w:rPr>
+        <w:t>VERSION = 1.12.4</w:t>
+      </w:r>
+    </w:p>
+    <w:p>
+      <w:pPr>
+        <w:widowControl/>
+        <w:shd w:val="clear" w:color="auto" w:fill="FFFFFF"/>
+        <w:tabs>
+          <w:tab w:val="left" w:pos="916"/>
+          <w:tab w:val="left" w:pos="1832"/>
+          <w:tab w:val="left" w:pos="2748"/>
+          <w:tab w:val="left" w:pos="3664"/>
+          <w:tab w:val="left" w:pos="4580"/>
+          <w:tab w:val="left" w:pos="5496"/>
+          <w:tab w:val="left" w:pos="6412"/>
+          <w:tab w:val="left" w:pos="7328"/>
+          <w:tab w:val="left" w:pos="8244"/>
+          <w:tab w:val="left" w:pos="9160"/>
+          <w:tab w:val="left" w:pos="10076"/>
+          <w:tab w:val="left" w:pos="10992"/>
+          <w:tab w:val="left" w:pos="11908"/>
+          <w:tab w:val="left" w:pos="12824"/>
+          <w:tab w:val="left" w:pos="13740"/>
+          <w:tab w:val="left" w:pos="14656"/>
+        </w:tabs>
+        <w:wordWrap w:val="0"/>
+        <w:autoSpaceDE/>
+        <w:autoSpaceDN/>
+        <w:spacing w:line="211" w:lineRule="atLeast"/>
+        <w:rPr>
+          <w:rFonts w:ascii="Courier New" w:hAnsi="Courier New" w:cs="Courier New"/>
+          <w:color w:val="212121"/>
+          <w:sz w:val="18"/>
+          <w:szCs w:val="18"/>
+          <w:lang w:val="en-US" w:eastAsia="ru-RU"/>
+        </w:rPr>
+      </w:pPr>
+      <w:r>
+        <w:rPr>
+          <w:rFonts w:ascii="Courier New" w:hAnsi="Courier New" w:cs="Courier New"/>
+          <w:color w:val="212121"/>
+          <w:sz w:val="18"/>
+          <w:szCs w:val="18"/>
+          <w:lang w:val="en-US" w:eastAsia="ru-RU"/>
+        </w:rPr>
+        <w:t>Julia Version 1.12.4</w:t>
+      </w:r>
+    </w:p>
+    <w:p>
+      <w:pPr>
+        <w:widowControl/>
+        <w:shd w:val="clear" w:color="auto" w:fill="FFFFFF"/>
+        <w:tabs>
+          <w:tab w:val="left" w:pos="916"/>
+          <w:tab w:val="left" w:pos="1832"/>
+          <w:tab w:val="left" w:pos="2748"/>
+          <w:tab w:val="left" w:pos="3664"/>
+          <w:tab w:val="left" w:pos="4580"/>
+          <w:tab w:val="left" w:pos="5496"/>
+          <w:tab w:val="left" w:pos="6412"/>
+          <w:tab w:val="left" w:pos="7328"/>
+          <w:tab w:val="left" w:pos="8244"/>
+          <w:tab w:val="left" w:pos="9160"/>
+          <w:tab w:val="left" w:pos="10076"/>
+          <w:tab w:val="left" w:pos="10992"/>
+          <w:tab w:val="left" w:pos="11908"/>
+          <w:tab w:val="left" w:pos="12824"/>
+          <w:tab w:val="left" w:pos="13740"/>
+          <w:tab w:val="left" w:pos="14656"/>
+        </w:tabs>
+        <w:wordWrap w:val="0"/>
+        <w:autoSpaceDE/>
+        <w:autoSpaceDN/>
+        <w:spacing w:line="211" w:lineRule="atLeast"/>
+        <w:rPr>
+          <w:rFonts w:ascii="Courier New" w:hAnsi="Courier New" w:cs="Courier New"/>
+          <w:color w:val="212121"/>
+          <w:sz w:val="18"/>
+          <w:szCs w:val="18"/>
+          <w:lang w:val="en-US" w:eastAsia="ru-RU"/>
+        </w:rPr>
+      </w:pPr>
+      <w:r>
+        <w:rPr>
+          <w:rFonts w:ascii="Courier New" w:hAnsi="Courier New" w:cs="Courier New"/>
+          <w:color w:val="212121"/>
+          <w:sz w:val="18"/>
+          <w:szCs w:val="18"/>
+          <w:lang w:val="en-US" w:eastAsia="ru-RU"/>
+        </w:rPr>
+        <w:t>Commit 01a2eadb047 (2026-01-06 16:56 UTC)</w:t>
+      </w:r>
+    </w:p>
+    <w:p>
+      <w:pPr>
+        <w:widowControl/>
+        <w:shd w:val="clear" w:color="auto" w:fill="FFFFFF"/>
+        <w:tabs>
+          <w:tab w:val="left" w:pos="916"/>
+          <w:tab w:val="left" w:pos="1832"/>
+          <w:tab w:val="left" w:pos="2748"/>
+          <w:tab w:val="left" w:pos="3664"/>
+          <w:tab w:val="left" w:pos="4580"/>
+          <w:tab w:val="left" w:pos="5496"/>
+          <w:tab w:val="left" w:pos="6412"/>
+          <w:tab w:val="left" w:pos="7328"/>
+          <w:tab w:val="left" w:pos="8244"/>
+          <w:tab w:val="left" w:pos="9160"/>
+          <w:tab w:val="left" w:pos="10076"/>
+          <w:tab w:val="left" w:pos="10992"/>
+          <w:tab w:val="left" w:pos="11908"/>
+          <w:tab w:val="left" w:pos="12824"/>
+          <w:tab w:val="left" w:pos="13740"/>
+          <w:tab w:val="left" w:pos="14656"/>
+        </w:tabs>
+        <w:wordWrap w:val="0"/>
+        <w:autoSpaceDE/>
+        <w:autoSpaceDN/>
+        <w:spacing w:line="211" w:lineRule="atLeast"/>
+        <w:rPr>
+          <w:rFonts w:ascii="Courier New" w:hAnsi="Courier New" w:cs="Courier New"/>
+          <w:color w:val="212121"/>
+          <w:sz w:val="18"/>
+          <w:szCs w:val="18"/>
+          <w:lang w:val="en-US" w:eastAsia="ru-RU"/>
+        </w:rPr>
+      </w:pPr>
+      <w:r>
+        <w:rPr>
+          <w:rFonts w:ascii="Courier New" w:hAnsi="Courier New" w:cs="Courier New"/>
+          <w:color w:val="212121"/>
+          <w:sz w:val="18"/>
+          <w:szCs w:val="18"/>
+          <w:lang w:val="en-US" w:eastAsia="ru-RU"/>
+        </w:rPr>
+        <w:t>Build Info:</w:t>
+      </w:r>
+    </w:p>
+    <w:p>
+      <w:pPr>
+        <w:widowControl/>
+        <w:shd w:val="clear" w:color="auto" w:fill="FFFFFF"/>
+        <w:tabs>
+          <w:tab w:val="left" w:pos="916"/>
+          <w:tab w:val="left" w:pos="1832"/>
+          <w:tab w:val="left" w:pos="2748"/>
+          <w:tab w:val="left" w:pos="3664"/>
+          <w:tab w:val="left" w:pos="4580"/>
+          <w:tab w:val="left" w:pos="5496"/>
+          <w:tab w:val="left" w:pos="6412"/>
+          <w:tab w:val="left" w:pos="7328"/>
+          <w:tab w:val="left" w:pos="8244"/>
+          <w:tab w:val="left" w:pos="9160"/>
+          <w:tab w:val="left" w:pos="10076"/>
+          <w:tab w:val="left" w:pos="10992"/>
+          <w:tab w:val="left" w:pos="11908"/>
+          <w:tab w:val="left" w:pos="12824"/>
+          <w:tab w:val="left" w:pos="13740"/>
+          <w:tab w:val="left" w:pos="14656"/>
+        </w:tabs>
+        <w:wordWrap w:val="0"/>
+        <w:autoSpaceDE/>
+        <w:autoSpaceDN/>
+        <w:spacing w:line="211" w:lineRule="atLeast"/>
+        <w:rPr>
+          <w:rFonts w:ascii="Courier New" w:hAnsi="Courier New" w:cs="Courier New"/>
+          <w:color w:val="212121"/>
+          <w:sz w:val="18"/>
+          <w:szCs w:val="18"/>
+          <w:lang w:val="en-US" w:eastAsia="ru-RU"/>
+        </w:rPr>
+      </w:pPr>
+      <w:r>
+        <w:rPr>
+          <w:rFonts w:ascii="Courier New" w:hAnsi="Courier New" w:cs="Courier New"/>
+          <w:color w:val="212121"/>
+          <w:sz w:val="18"/>
+          <w:szCs w:val="18"/>
+          <w:lang w:val="en-US" w:eastAsia="ru-RU"/>
+        </w:rPr>
+        <w:t xml:space="preserve">  Official https://julialang.org release</w:t>
+      </w:r>
+    </w:p>
+    <w:p>
+      <w:pPr>
+        <w:widowControl/>
+        <w:shd w:val="clear" w:color="auto" w:fill="FFFFFF"/>
+        <w:tabs>
+          <w:tab w:val="left" w:pos="916"/>
+          <w:tab w:val="left" w:pos="1832"/>
+          <w:tab w:val="left" w:pos="2748"/>
+          <w:tab w:val="left" w:pos="3664"/>
+          <w:tab w:val="left" w:pos="4580"/>
+          <w:tab w:val="left" w:pos="5496"/>
+          <w:tab w:val="left" w:pos="6412"/>
+          <w:tab w:val="left" w:pos="7328"/>
+          <w:tab w:val="left" w:pos="8244"/>
+          <w:tab w:val="left" w:pos="9160"/>
+          <w:tab w:val="left" w:pos="10076"/>
+          <w:tab w:val="left" w:pos="10992"/>
+          <w:tab w:val="left" w:pos="11908"/>
+          <w:tab w:val="left" w:pos="12824"/>
+          <w:tab w:val="left" w:pos="13740"/>
+          <w:tab w:val="left" w:pos="14656"/>
+        </w:tabs>
+        <w:wordWrap w:val="0"/>
+        <w:autoSpaceDE/>
+        <w:autoSpaceDN/>
+        <w:spacing w:line="211" w:lineRule="atLeast"/>
+        <w:rPr>
+          <w:rFonts w:ascii="Courier New" w:hAnsi="Courier New" w:cs="Courier New"/>
+          <w:color w:val="212121"/>
+          <w:sz w:val="18"/>
+          <w:szCs w:val="18"/>
+          <w:lang w:val="en-US" w:eastAsia="ru-RU"/>
+        </w:rPr>
+      </w:pPr>
+      <w:r>
+        <w:rPr>
+          <w:rFonts w:ascii="Courier New" w:hAnsi="Courier New" w:cs="Courier New"/>
+          <w:color w:val="212121"/>
+          <w:sz w:val="18"/>
+          <w:szCs w:val="18"/>
+          <w:lang w:val="en-US" w:eastAsia="ru-RU"/>
+        </w:rPr>
+        <w:t>Platform Info:</w:t>
+      </w:r>
+    </w:p>
+    <w:p>
+      <w:pPr>
+        <w:widowControl/>
+        <w:shd w:val="clear" w:color="auto" w:fill="FFFFFF"/>
+        <w:tabs>
+          <w:tab w:val="left" w:pos="916"/>
+          <w:tab w:val="left" w:pos="1832"/>
+          <w:tab w:val="left" w:pos="2748"/>
+          <w:tab w:val="left" w:pos="3664"/>
+          <w:tab w:val="left" w:pos="4580"/>
+          <w:tab w:val="left" w:pos="5496"/>
+          <w:tab w:val="left" w:pos="6412"/>
+          <w:tab w:val="left" w:pos="7328"/>
+          <w:tab w:val="left" w:pos="8244"/>
+          <w:tab w:val="left" w:pos="9160"/>
+          <w:tab w:val="left" w:pos="10076"/>
+          <w:tab w:val="left" w:pos="10992"/>
+          <w:tab w:val="left" w:pos="11908"/>
+          <w:tab w:val="left" w:pos="12824"/>
+          <w:tab w:val="left" w:pos="13740"/>
+          <w:tab w:val="left" w:pos="14656"/>
+        </w:tabs>
+        <w:wordWrap w:val="0"/>
+        <w:autoSpaceDE/>
+        <w:autoSpaceDN/>
+        <w:spacing w:line="211" w:lineRule="atLeast"/>
+        <w:rPr>
+          <w:rFonts w:ascii="Courier New" w:hAnsi="Courier New" w:cs="Courier New"/>
+          <w:color w:val="212121"/>
+          <w:sz w:val="18"/>
+          <w:szCs w:val="18"/>
+          <w:lang w:val="en-US" w:eastAsia="ru-RU"/>
+        </w:rPr>
+      </w:pPr>
+      <w:r>
+        <w:rPr>
+          <w:rFonts w:ascii="Courier New" w:hAnsi="Courier New" w:cs="Courier New"/>
+          <w:color w:val="212121"/>
+          <w:sz w:val="18"/>
+          <w:szCs w:val="18"/>
+          <w:lang w:val="en-US" w:eastAsia="ru-RU"/>
+        </w:rPr>
+        <w:t xml:space="preserve">  OS: Linux (x86_64-linux-gnu)</w:t>
+      </w:r>
+    </w:p>
+    <w:p>
+      <w:pPr>
+        <w:widowControl/>
+        <w:shd w:val="clear" w:color="auto" w:fill="FFFFFF"/>
+        <w:tabs>
+          <w:tab w:val="left" w:pos="916"/>
+          <w:tab w:val="left" w:pos="1832"/>
+          <w:tab w:val="left" w:pos="2748"/>
+          <w:tab w:val="left" w:pos="3664"/>
+          <w:tab w:val="left" w:pos="4580"/>
+          <w:tab w:val="left" w:pos="5496"/>
+          <w:tab w:val="left" w:pos="6412"/>
+          <w:tab w:val="left" w:pos="7328"/>
+          <w:tab w:val="left" w:pos="8244"/>
+          <w:tab w:val="left" w:pos="9160"/>
+          <w:tab w:val="left" w:pos="10076"/>
+          <w:tab w:val="left" w:pos="10992"/>
+          <w:tab w:val="left" w:pos="11908"/>
+          <w:tab w:val="left" w:pos="12824"/>
+          <w:tab w:val="left" w:pos="13740"/>
+          <w:tab w:val="left" w:pos="14656"/>
+        </w:tabs>
+        <w:wordWrap w:val="0"/>
+        <w:autoSpaceDE/>
+        <w:autoSpaceDN/>
+        <w:spacing w:line="211" w:lineRule="atLeast"/>
+        <w:rPr>
+          <w:rFonts w:ascii="Courier New" w:hAnsi="Courier New" w:cs="Courier New"/>
+          <w:color w:val="212121"/>
+          <w:sz w:val="18"/>
+          <w:szCs w:val="18"/>
+          <w:lang w:val="en-US" w:eastAsia="ru-RU"/>
+        </w:rPr>
+      </w:pPr>
+      <w:r>
+        <w:rPr>
+          <w:rFonts w:ascii="Courier New" w:hAnsi="Courier New" w:cs="Courier New"/>
+          <w:color w:val="212121"/>
+          <w:sz w:val="18"/>
+          <w:szCs w:val="18"/>
+          <w:lang w:val="en-US" w:eastAsia="ru-RU"/>
+        </w:rPr>
+        <w:t xml:space="preserve">  CPU: 112 × Intel(R) Xeon(R) Platinum 8180 CPU @ 2.50GHz</w:t>
+      </w:r>
+    </w:p>
+    <w:p>
+      <w:pPr>
+        <w:widowControl/>
+        <w:shd w:val="clear" w:color="auto" w:fill="FFFFFF"/>
+        <w:tabs>
+          <w:tab w:val="left" w:pos="916"/>
+          <w:tab w:val="left" w:pos="1832"/>
+          <w:tab w:val="left" w:pos="2748"/>
+          <w:tab w:val="left" w:pos="3664"/>
+          <w:tab w:val="left" w:pos="4580"/>
+          <w:tab w:val="left" w:pos="5496"/>
+          <w:tab w:val="left" w:pos="6412"/>
+          <w:tab w:val="left" w:pos="7328"/>
+          <w:tab w:val="left" w:pos="8244"/>
+          <w:tab w:val="left" w:pos="9160"/>
+          <w:tab w:val="left" w:pos="10076"/>
+          <w:tab w:val="left" w:pos="10992"/>
+          <w:tab w:val="left" w:pos="11908"/>
+          <w:tab w:val="left" w:pos="12824"/>
+          <w:tab w:val="left" w:pos="13740"/>
+          <w:tab w:val="left" w:pos="14656"/>
+        </w:tabs>
+        <w:wordWrap w:val="0"/>
+        <w:autoSpaceDE/>
+        <w:autoSpaceDN/>
+        <w:spacing w:line="211" w:lineRule="atLeast"/>
+        <w:rPr>
+          <w:rFonts w:ascii="Courier New" w:hAnsi="Courier New" w:cs="Courier New"/>
+          <w:color w:val="212121"/>
+          <w:sz w:val="18"/>
+          <w:szCs w:val="18"/>
+          <w:lang w:val="en-US" w:eastAsia="ru-RU"/>
+        </w:rPr>
+      </w:pPr>
+      <w:r>
+        <w:rPr>
+          <w:rFonts w:ascii="Courier New" w:hAnsi="Courier New" w:cs="Courier New"/>
+          <w:color w:val="212121"/>
+          <w:sz w:val="18"/>
+          <w:szCs w:val="18"/>
+          <w:lang w:val="en-US" w:eastAsia="ru-RU"/>
+        </w:rPr>
+        <w:lastRenderedPageBreak/>
+        <w:t xml:space="preserve">  WORD_SIZE: 64</w:t>
+      </w:r>
+    </w:p>
+    <w:p>
+      <w:pPr>
+        <w:widowControl/>
+        <w:shd w:val="clear" w:color="auto" w:fill="FFFFFF"/>
+        <w:tabs>
+          <w:tab w:val="left" w:pos="916"/>
+          <w:tab w:val="left" w:pos="1832"/>
+          <w:tab w:val="left" w:pos="2748"/>
+          <w:tab w:val="left" w:pos="3664"/>
+          <w:tab w:val="left" w:pos="4580"/>
+          <w:tab w:val="left" w:pos="5496"/>
+          <w:tab w:val="left" w:pos="6412"/>
+          <w:tab w:val="left" w:pos="7328"/>
+          <w:tab w:val="left" w:pos="8244"/>
+          <w:tab w:val="left" w:pos="9160"/>
+          <w:tab w:val="left" w:pos="10076"/>
+          <w:tab w:val="left" w:pos="10992"/>
+          <w:tab w:val="left" w:pos="11908"/>
+          <w:tab w:val="left" w:pos="12824"/>
+          <w:tab w:val="left" w:pos="13740"/>
+          <w:tab w:val="left" w:pos="14656"/>
+        </w:tabs>
+        <w:wordWrap w:val="0"/>
+        <w:autoSpaceDE/>
+        <w:autoSpaceDN/>
+        <w:spacing w:line="211" w:lineRule="atLeast"/>
+        <w:rPr>
+          <w:rFonts w:ascii="Courier New" w:hAnsi="Courier New" w:cs="Courier New"/>
+          <w:color w:val="212121"/>
+          <w:sz w:val="18"/>
+          <w:szCs w:val="18"/>
+          <w:lang w:val="en-US" w:eastAsia="ru-RU"/>
+        </w:rPr>
+      </w:pPr>
+      <w:r>
+        <w:rPr>
+          <w:rFonts w:ascii="Courier New" w:hAnsi="Courier New" w:cs="Courier New"/>
+          <w:color w:val="212121"/>
+          <w:sz w:val="18"/>
+          <w:szCs w:val="18"/>
+          <w:lang w:val="en-US" w:eastAsia="ru-RU"/>
+        </w:rPr>
+        <w:t xml:space="preserve">  LLVM: libLLVM-18.1.7 (ORCJIT, skylake-avx512)</w:t>
+      </w:r>
+    </w:p>
+    <w:p>
+      <w:pPr>
+        <w:widowControl/>
+        <w:shd w:val="clear" w:color="auto" w:fill="FFFFFF"/>
+        <w:tabs>
+          <w:tab w:val="left" w:pos="916"/>
+          <w:tab w:val="left" w:pos="1832"/>
+          <w:tab w:val="left" w:pos="2748"/>
+          <w:tab w:val="left" w:pos="3664"/>
+          <w:tab w:val="left" w:pos="4580"/>
+          <w:tab w:val="left" w:pos="5496"/>
+          <w:tab w:val="left" w:pos="6412"/>
+          <w:tab w:val="left" w:pos="7328"/>
+          <w:tab w:val="left" w:pos="8244"/>
+          <w:tab w:val="left" w:pos="9160"/>
+          <w:tab w:val="left" w:pos="10076"/>
+          <w:tab w:val="left" w:pos="10992"/>
+          <w:tab w:val="left" w:pos="11908"/>
+          <w:tab w:val="left" w:pos="12824"/>
+          <w:tab w:val="left" w:pos="13740"/>
+          <w:tab w:val="left" w:pos="14656"/>
+        </w:tabs>
+        <w:wordWrap w:val="0"/>
+        <w:autoSpaceDE/>
+        <w:autoSpaceDN/>
+        <w:spacing w:line="211" w:lineRule="atLeast"/>
+        <w:rPr>
+          <w:rFonts w:ascii="Courier New" w:hAnsi="Courier New" w:cs="Courier New"/>
+          <w:color w:val="212121"/>
+          <w:sz w:val="18"/>
+          <w:szCs w:val="18"/>
+          <w:lang w:val="en-US" w:eastAsia="ru-RU"/>
+        </w:rPr>
+      </w:pPr>
+      <w:r>
+        <w:rPr>
+          <w:rFonts w:ascii="Courier New" w:hAnsi="Courier New" w:cs="Courier New"/>
+          <w:color w:val="212121"/>
+          <w:sz w:val="18"/>
+          <w:szCs w:val="18"/>
+          <w:lang w:val="en-US" w:eastAsia="ru-RU"/>
+        </w:rPr>
+        <w:t xml:space="preserve">  GC: Built with stock GC</w:t>
+      </w:r>
+    </w:p>
+    <w:p>
+      <w:pPr>
+        <w:widowControl/>
+        <w:shd w:val="clear" w:color="auto" w:fill="FFFFFF"/>
+        <w:tabs>
+          <w:tab w:val="left" w:pos="916"/>
+          <w:tab w:val="left" w:pos="1832"/>
+          <w:tab w:val="left" w:pos="2748"/>
+          <w:tab w:val="left" w:pos="3664"/>
+          <w:tab w:val="left" w:pos="4580"/>
+          <w:tab w:val="left" w:pos="5496"/>
+          <w:tab w:val="left" w:pos="6412"/>
+          <w:tab w:val="left" w:pos="7328"/>
+          <w:tab w:val="left" w:pos="8244"/>
+          <w:tab w:val="left" w:pos="9160"/>
+          <w:tab w:val="left" w:pos="10076"/>
+          <w:tab w:val="left" w:pos="10992"/>
+          <w:tab w:val="left" w:pos="11908"/>
+          <w:tab w:val="left" w:pos="12824"/>
+          <w:tab w:val="left" w:pos="13740"/>
+          <w:tab w:val="left" w:pos="14656"/>
+        </w:tabs>
+        <w:wordWrap w:val="0"/>
+        <w:autoSpaceDE/>
+        <w:autoSpaceDN/>
+        <w:spacing w:line="211" w:lineRule="atLeast"/>
+        <w:rPr>
+          <w:rFonts w:ascii="Courier New" w:hAnsi="Courier New" w:cs="Courier New"/>
+          <w:color w:val="212121"/>
+          <w:sz w:val="18"/>
+          <w:szCs w:val="18"/>
+          <w:lang w:val="en-US" w:eastAsia="ru-RU"/>
+        </w:rPr>
+      </w:pPr>
+      <w:r>
+        <w:rPr>
+          <w:rFonts w:ascii="Courier New" w:hAnsi="Courier New" w:cs="Courier New"/>
+          <w:color w:val="212121"/>
+          <w:sz w:val="18"/>
+          <w:szCs w:val="18"/>
+          <w:lang w:val="en-US" w:eastAsia="ru-RU"/>
+        </w:rPr>
+        <w:t>Threads: 5 default, 3 interactive, 5 GC (on 112 virtual cores)</w:t>
+      </w:r>
+    </w:p>
+    <w:p>
+      <w:pPr>
+        <w:widowControl/>
+        <w:shd w:val="clear" w:color="auto" w:fill="FFFFFF"/>
+        <w:tabs>
+          <w:tab w:val="left" w:pos="916"/>
+          <w:tab w:val="left" w:pos="1832"/>
+          <w:tab w:val="left" w:pos="2748"/>
+          <w:tab w:val="left" w:pos="3664"/>
+          <w:tab w:val="left" w:pos="4580"/>
+          <w:tab w:val="left" w:pos="5496"/>
+          <w:tab w:val="left" w:pos="6412"/>
+          <w:tab w:val="left" w:pos="7328"/>
+          <w:tab w:val="left" w:pos="8244"/>
+          <w:tab w:val="left" w:pos="9160"/>
+          <w:tab w:val="left" w:pos="10076"/>
+          <w:tab w:val="left" w:pos="10992"/>
+          <w:tab w:val="left" w:pos="11908"/>
+          <w:tab w:val="left" w:pos="12824"/>
+          <w:tab w:val="left" w:pos="13740"/>
+          <w:tab w:val="left" w:pos="14656"/>
+        </w:tabs>
+        <w:wordWrap w:val="0"/>
+        <w:autoSpaceDE/>
+        <w:autoSpaceDN/>
+        <w:spacing w:line="211" w:lineRule="atLeast"/>
+        <w:rPr>
+          <w:rFonts w:ascii="Courier New" w:hAnsi="Courier New" w:cs="Courier New"/>
+          <w:color w:val="212121"/>
+          <w:sz w:val="18"/>
+          <w:szCs w:val="18"/>
+          <w:lang w:val="en-US" w:eastAsia="ru-RU"/>
+        </w:rPr>
+      </w:pPr>
+      <w:r>
+        <w:rPr>
+          <w:rFonts w:ascii="Courier New" w:hAnsi="Courier New" w:cs="Courier New"/>
+          <w:color w:val="212121"/>
+          <w:sz w:val="18"/>
+          <w:szCs w:val="18"/>
+          <w:lang w:val="en-US" w:eastAsia="ru-RU"/>
+        </w:rPr>
+        <w:t>Environment:</w:t>
+      </w:r>
+    </w:p>
+    <w:p>
+      <w:pPr>
+        <w:widowControl/>
+        <w:shd w:val="clear" w:color="auto" w:fill="FFFFFF"/>
+        <w:tabs>
+          <w:tab w:val="left" w:pos="916"/>
+          <w:tab w:val="left" w:pos="1832"/>
+          <w:tab w:val="left" w:pos="2748"/>
+          <w:tab w:val="left" w:pos="3664"/>
+          <w:tab w:val="left" w:pos="4580"/>
+          <w:tab w:val="left" w:pos="5496"/>
+          <w:tab w:val="left" w:pos="6412"/>
+          <w:tab w:val="left" w:pos="7328"/>
+          <w:tab w:val="left" w:pos="8244"/>
+          <w:tab w:val="left" w:pos="9160"/>
+          <w:tab w:val="left" w:pos="10076"/>
+          <w:tab w:val="left" w:pos="10992"/>
+          <w:tab w:val="left" w:pos="11908"/>
+          <w:tab w:val="left" w:pos="12824"/>
+          <w:tab w:val="left" w:pos="13740"/>
+          <w:tab w:val="left" w:pos="14656"/>
+        </w:tabs>
+        <w:wordWrap w:val="0"/>
+        <w:autoSpaceDE/>
+        <w:autoSpaceDN/>
+        <w:spacing w:line="211" w:lineRule="atLeast"/>
+        <w:rPr>
+          <w:rFonts w:ascii="Courier New" w:hAnsi="Courier New" w:cs="Courier New"/>
+          <w:color w:val="212121"/>
+          <w:sz w:val="18"/>
+          <w:szCs w:val="18"/>
+          <w:lang w:val="en-US" w:eastAsia="ru-RU"/>
+        </w:rPr>
+      </w:pPr>
+      <w:r>
+        <w:rPr>
+          <w:rFonts w:ascii="Courier New" w:hAnsi="Courier New" w:cs="Courier New"/>
+          <w:color w:val="212121"/>
+          <w:sz w:val="18"/>
+          <w:szCs w:val="18"/>
+          <w:lang w:val="en-US" w:eastAsia="ru-RU"/>
+        </w:rPr>
+        <w:t xml:space="preserve">  JULIA_LSP_STORE_PATH = /user/lsp_store</w:t>
+      </w:r>
+    </w:p>
+    <w:p>
+      <w:pPr>
+        <w:widowControl/>
+        <w:shd w:val="clear" w:color="auto" w:fill="FFFFFF"/>
+        <w:tabs>
+          <w:tab w:val="left" w:pos="916"/>
+          <w:tab w:val="left" w:pos="1832"/>
+          <w:tab w:val="left" w:pos="2748"/>
+          <w:tab w:val="left" w:pos="3664"/>
+          <w:tab w:val="left" w:pos="4580"/>
+          <w:tab w:val="left" w:pos="5496"/>
+          <w:tab w:val="left" w:pos="6412"/>
+          <w:tab w:val="left" w:pos="7328"/>
+          <w:tab w:val="left" w:pos="8244"/>
+          <w:tab w:val="left" w:pos="9160"/>
+          <w:tab w:val="left" w:pos="10076"/>
+          <w:tab w:val="left" w:pos="10992"/>
+          <w:tab w:val="left" w:pos="11908"/>
+          <w:tab w:val="left" w:pos="12824"/>
+          <w:tab w:val="left" w:pos="13740"/>
+          <w:tab w:val="left" w:pos="14656"/>
+        </w:tabs>
+        <w:wordWrap w:val="0"/>
+        <w:autoSpaceDE/>
+        <w:autoSpaceDN/>
+        <w:spacing w:line="211" w:lineRule="atLeast"/>
+        <w:rPr>
+          <w:rFonts w:ascii="Courier New" w:hAnsi="Courier New" w:cs="Courier New"/>
+          <w:color w:val="212121"/>
+          <w:sz w:val="18"/>
+          <w:szCs w:val="18"/>
+          <w:lang w:val="en-US" w:eastAsia="ru-RU"/>
+        </w:rPr>
+      </w:pPr>
+      <w:r>
+        <w:rPr>
+          <w:rFonts w:ascii="Courier New" w:hAnsi="Courier New" w:cs="Courier New"/>
+          <w:color w:val="212121"/>
+          <w:sz w:val="18"/>
+          <w:szCs w:val="18"/>
+          <w:lang w:val="en-US" w:eastAsia="ru-RU"/>
+        </w:rPr>
+        <w:t xml:space="preserve">  JULIA_CPU_TARGET = generic;sandybridge,-xsaveopt,clone_all;haswell,-rdrnd,base(1)</w:t>
+      </w:r>
+    </w:p>
+    <w:p>
+      <w:pPr>
+        <w:widowControl/>
+        <w:shd w:val="clear" w:color="auto" w:fill="FFFFFF"/>
+        <w:tabs>
+          <w:tab w:val="left" w:pos="916"/>
+          <w:tab w:val="left" w:pos="1832"/>
+          <w:tab w:val="left" w:pos="2748"/>
+          <w:tab w:val="left" w:pos="3664"/>
+          <w:tab w:val="left" w:pos="4580"/>
+          <w:tab w:val="left" w:pos="5496"/>
+          <w:tab w:val="left" w:pos="6412"/>
+          <w:tab w:val="left" w:pos="7328"/>
+          <w:tab w:val="left" w:pos="8244"/>
+          <w:tab w:val="left" w:pos="9160"/>
+          <w:tab w:val="left" w:pos="10076"/>
+          <w:tab w:val="left" w:pos="10992"/>
+          <w:tab w:val="left" w:pos="11908"/>
+          <w:tab w:val="left" w:pos="12824"/>
+          <w:tab w:val="left" w:pos="13740"/>
+          <w:tab w:val="left" w:pos="14656"/>
+        </w:tabs>
+        <w:wordWrap w:val="0"/>
+        <w:autoSpaceDE/>
+        <w:autoSpaceDN/>
+        <w:spacing w:line="211" w:lineRule="atLeast"/>
+        <w:rPr>
+          <w:rFonts w:ascii="Courier New" w:hAnsi="Courier New" w:cs="Courier New"/>
+          <w:color w:val="212121"/>
+          <w:sz w:val="18"/>
+          <w:szCs w:val="18"/>
+          <w:lang w:val="en-US" w:eastAsia="ru-RU"/>
+        </w:rPr>
+      </w:pPr>
+      <w:r>
+        <w:rPr>
+          <w:rFonts w:ascii="Courier New" w:hAnsi="Courier New" w:cs="Courier New"/>
+          <w:color w:val="212121"/>
+          <w:sz w:val="18"/>
+          <w:szCs w:val="18"/>
+          <w:lang w:val="en-US" w:eastAsia="ru-RU"/>
+        </w:rPr>
+        <w:t xml:space="preserve">  JULIA_LSP_PORT = 3751</w:t>
+      </w:r>
+    </w:p>
+    <w:p>
+      <w:pPr>
+        <w:widowControl/>
+        <w:shd w:val="clear" w:color="auto" w:fill="FFFFFF"/>
+        <w:tabs>
+          <w:tab w:val="left" w:pos="916"/>
+          <w:tab w:val="left" w:pos="1832"/>
+          <w:tab w:val="left" w:pos="2748"/>
+          <w:tab w:val="left" w:pos="3664"/>
+          <w:tab w:val="left" w:pos="4580"/>
+          <w:tab w:val="left" w:pos="5496"/>
+          <w:tab w:val="left" w:pos="6412"/>
+          <w:tab w:val="left" w:pos="7328"/>
+          <w:tab w:val="left" w:pos="8244"/>
+          <w:tab w:val="left" w:pos="9160"/>
+          <w:tab w:val="left" w:pos="10076"/>
+          <w:tab w:val="left" w:pos="10992"/>
+          <w:tab w:val="left" w:pos="11908"/>
+          <w:tab w:val="left" w:pos="12824"/>
+          <w:tab w:val="left" w:pos="13740"/>
+          <w:tab w:val="left" w:pos="14656"/>
+        </w:tabs>
+        <w:wordWrap w:val="0"/>
+        <w:autoSpaceDE/>
+        <w:autoSpaceDN/>
+        <w:spacing w:line="211" w:lineRule="atLeast"/>
+        <w:rPr>
+          <w:rFonts w:ascii="Courier New" w:hAnsi="Courier New" w:cs="Courier New"/>
+          <w:color w:val="212121"/>
+          <w:sz w:val="18"/>
+          <w:szCs w:val="18"/>
+          <w:lang w:val="en-US" w:eastAsia="ru-RU"/>
+        </w:rPr>
+      </w:pPr>
+      <w:r>
+        <w:rPr>
+          <w:rFonts w:ascii="Courier New" w:hAnsi="Courier New" w:cs="Courier New"/>
+          <w:color w:val="212121"/>
+          <w:sz w:val="18"/>
+          <w:szCs w:val="18"/>
+          <w:lang w:val="en-US" w:eastAsia="ru-RU"/>
+        </w:rPr>
+        <w:t xml:space="preserve">  JULIA_NUM_PRECOMPILE_TASKS = 8</w:t>
+      </w:r>
+    </w:p>
+    <w:p>
+      <w:pPr>
+        <w:widowControl/>
+        <w:shd w:val="clear" w:color="auto" w:fill="FFFFFF"/>
+        <w:tabs>
+          <w:tab w:val="left" w:pos="916"/>
+          <w:tab w:val="left" w:pos="1832"/>
+          <w:tab w:val="left" w:pos="2748"/>
+          <w:tab w:val="left" w:pos="3664"/>
+          <w:tab w:val="left" w:pos="4580"/>
+          <w:tab w:val="left" w:pos="5496"/>
+          <w:tab w:val="left" w:pos="6412"/>
+          <w:tab w:val="left" w:pos="7328"/>
+          <w:tab w:val="left" w:pos="8244"/>
+          <w:tab w:val="left" w:pos="9160"/>
+          <w:tab w:val="left" w:pos="10076"/>
+          <w:tab w:val="left" w:pos="10992"/>
+          <w:tab w:val="left" w:pos="11908"/>
+          <w:tab w:val="left" w:pos="12824"/>
+          <w:tab w:val="left" w:pos="13740"/>
+          <w:tab w:val="left" w:pos="14656"/>
+        </w:tabs>
+        <w:wordWrap w:val="0"/>
+        <w:autoSpaceDE/>
+        <w:autoSpaceDN/>
+        <w:spacing w:line="211" w:lineRule="atLeast"/>
+        <w:rPr>
+          <w:rFonts w:ascii="Courier New" w:hAnsi="Courier New" w:cs="Courier New"/>
+          <w:color w:val="212121"/>
+          <w:sz w:val="18"/>
+          <w:szCs w:val="18"/>
+          <w:lang w:val="en-US" w:eastAsia="ru-RU"/>
+        </w:rPr>
+      </w:pPr>
+      <w:r>
+        <w:rPr>
+          <w:rFonts w:ascii="Courier New" w:hAnsi="Courier New" w:cs="Courier New"/>
+          <w:color w:val="212121"/>
+          <w:sz w:val="18"/>
+          <w:szCs w:val="18"/>
+          <w:lang w:val="en-US" w:eastAsia="ru-RU"/>
+        </w:rPr>
+        <w:t xml:space="preserve">  JULIA_PKG_PRECOMPILE_AUTO = 0</w:t>
+      </w:r>
+    </w:p>
+    <w:p>
+      <w:pPr>
+        <w:widowControl/>
+        <w:shd w:val="clear" w:color="auto" w:fill="FFFFFF"/>
+        <w:tabs>
+          <w:tab w:val="left" w:pos="916"/>
+          <w:tab w:val="left" w:pos="1832"/>
+          <w:tab w:val="left" w:pos="2748"/>
+          <w:tab w:val="left" w:pos="3664"/>
+          <w:tab w:val="left" w:pos="4580"/>
+          <w:tab w:val="left" w:pos="5496"/>
+          <w:tab w:val="left" w:pos="6412"/>
+          <w:tab w:val="left" w:pos="7328"/>
+          <w:tab w:val="left" w:pos="8244"/>
+          <w:tab w:val="left" w:pos="9160"/>
+          <w:tab w:val="left" w:pos="10076"/>
+          <w:tab w:val="left" w:pos="10992"/>
+          <w:tab w:val="left" w:pos="11908"/>
+          <w:tab w:val="left" w:pos="12824"/>
+          <w:tab w:val="left" w:pos="13740"/>
+          <w:tab w:val="left" w:pos="14656"/>
+        </w:tabs>
+        <w:wordWrap w:val="0"/>
+        <w:autoSpaceDE/>
+        <w:autoSpaceDN/>
+        <w:spacing w:line="211" w:lineRule="atLeast"/>
+        <w:rPr>
+          <w:rFonts w:ascii="Courier New" w:hAnsi="Courier New" w:cs="Courier New"/>
+          <w:color w:val="212121"/>
+          <w:sz w:val="18"/>
+          <w:szCs w:val="18"/>
+          <w:lang w:val="en-US" w:eastAsia="ru-RU"/>
+        </w:rPr>
+      </w:pPr>
+      <w:r>
+        <w:rPr>
+          <w:rFonts w:ascii="Courier New" w:hAnsi="Courier New" w:cs="Courier New"/>
+          <w:color w:val="212121"/>
+          <w:sz w:val="18"/>
+          <w:szCs w:val="18"/>
+          <w:lang w:val="en-US" w:eastAsia="ru-RU"/>
+        </w:rPr>
+        <w:t xml:space="preserve">  JULIA_DEPOT_PATH = /user/.packages:/opt/depot/core:/opt/depot/mtl:/opt/depot/demos:/opt/depot/stdlib</w:t>
+      </w:r>
+    </w:p>
+    <w:p>
+      <w:pPr>
+        <w:widowControl/>
+        <w:shd w:val="clear" w:color="auto" w:fill="FFFFFF"/>
+        <w:tabs>
+          <w:tab w:val="left" w:pos="916"/>
+          <w:tab w:val="left" w:pos="1832"/>
+          <w:tab w:val="left" w:pos="2748"/>
+          <w:tab w:val="left" w:pos="3664"/>
+          <w:tab w:val="left" w:pos="4580"/>
+          <w:tab w:val="left" w:pos="5496"/>
+          <w:tab w:val="left" w:pos="6412"/>
+          <w:tab w:val="left" w:pos="7328"/>
+          <w:tab w:val="left" w:pos="8244"/>
+          <w:tab w:val="left" w:pos="9160"/>
+          <w:tab w:val="left" w:pos="10076"/>
+          <w:tab w:val="left" w:pos="10992"/>
+          <w:tab w:val="left" w:pos="11908"/>
+          <w:tab w:val="left" w:pos="12824"/>
+          <w:tab w:val="left" w:pos="13740"/>
+          <w:tab w:val="left" w:pos="14656"/>
+        </w:tabs>
+        <w:wordWrap w:val="0"/>
+        <w:autoSpaceDE/>
+        <w:autoSpaceDN/>
+        <w:spacing w:line="211" w:lineRule="atLeast"/>
+        <w:rPr>
+          <w:rFonts w:ascii="Courier New" w:hAnsi="Courier New" w:cs="Courier New"/>
+          <w:color w:val="212121"/>
+          <w:sz w:val="18"/>
+          <w:szCs w:val="18"/>
+          <w:lang w:val="en-US" w:eastAsia="ru-RU"/>
+        </w:rPr>
+      </w:pPr>
+      <w:r>
+        <w:rPr>
+          <w:rFonts w:ascii="Courier New" w:hAnsi="Courier New" w:cs="Courier New"/>
+          <w:color w:val="212121"/>
+          <w:sz w:val="18"/>
+          <w:szCs w:val="18"/>
+          <w:lang w:val="en-US" w:eastAsia="ru-RU"/>
+        </w:rPr>
+        <w:t xml:space="preserve">  JULIA_PATH = /usr/local/julia</w:t>
+      </w:r>
+    </w:p>
+    <w:p>
+      <w:pPr>
+        <w:widowControl/>
+        <w:shd w:val="clear" w:color="auto" w:fill="FFFFFF"/>
+        <w:tabs>
+          <w:tab w:val="left" w:pos="916"/>
+          <w:tab w:val="left" w:pos="1832"/>
+          <w:tab w:val="left" w:pos="2748"/>
+          <w:tab w:val="left" w:pos="3664"/>
+          <w:tab w:val="left" w:pos="4580"/>
+          <w:tab w:val="left" w:pos="5496"/>
+          <w:tab w:val="left" w:pos="6412"/>
+          <w:tab w:val="left" w:pos="7328"/>
+          <w:tab w:val="left" w:pos="8244"/>
+          <w:tab w:val="left" w:pos="9160"/>
+          <w:tab w:val="left" w:pos="10076"/>
+          <w:tab w:val="left" w:pos="10992"/>
+          <w:tab w:val="left" w:pos="11908"/>
+          <w:tab w:val="left" w:pos="12824"/>
+          <w:tab w:val="left" w:pos="13740"/>
+          <w:tab w:val="left" w:pos="14656"/>
+        </w:tabs>
+        <w:wordWrap w:val="0"/>
+        <w:autoSpaceDE/>
+        <w:autoSpaceDN/>
+        <w:spacing w:line="211" w:lineRule="atLeast"/>
+        <w:rPr>
+          <w:rFonts w:ascii="Courier New" w:hAnsi="Courier New" w:cs="Courier New"/>
+          <w:color w:val="212121"/>
+          <w:sz w:val="18"/>
+          <w:szCs w:val="18"/>
+          <w:lang w:val="en-US" w:eastAsia="ru-RU"/>
+        </w:rPr>
+      </w:pPr>
+      <w:r>
+        <w:rPr>
+          <w:rFonts w:ascii="Courier New" w:hAnsi="Courier New" w:cs="Courier New"/>
+          <w:color w:val="212121"/>
+          <w:sz w:val="18"/>
+          <w:szCs w:val="18"/>
+          <w:lang w:val="en-US" w:eastAsia="ru-RU"/>
+        </w:rPr>
+        <w:t xml:space="preserve">  LD_LIBRARY_PATH = /usr/local/nvidia/lib:/usr/local/nvidia/lib64</w:t>
+      </w:r>
+    </w:p>
+    <w:p>
+      <w:pPr>
+        <w:widowControl/>
+        <w:shd w:val="clear" w:color="auto" w:fill="FFFFFF"/>
+        <w:tabs>
+          <w:tab w:val="left" w:pos="916"/>
+          <w:tab w:val="left" w:pos="1832"/>
+          <w:tab w:val="left" w:pos="2748"/>
+          <w:tab w:val="left" w:pos="3664"/>
+          <w:tab w:val="left" w:pos="4580"/>
+          <w:tab w:val="left" w:pos="5496"/>
+          <w:tab w:val="left" w:pos="6412"/>
+          <w:tab w:val="left" w:pos="7328"/>
+          <w:tab w:val="left" w:pos="8244"/>
+          <w:tab w:val="left" w:pos="9160"/>
+          <w:tab w:val="left" w:pos="10076"/>
+          <w:tab w:val="left" w:pos="10992"/>
+          <w:tab w:val="left" w:pos="11908"/>
+          <w:tab w:val="left" w:pos="12824"/>
+          <w:tab w:val="left" w:pos="13740"/>
+          <w:tab w:val="left" w:pos="14656"/>
+        </w:tabs>
+        <w:wordWrap w:val="0"/>
+        <w:autoSpaceDE/>
+        <w:autoSpaceDN/>
+        <w:spacing w:line="211" w:lineRule="atLeast"/>
+        <w:rPr>
+          <w:rFonts w:ascii="Courier New" w:hAnsi="Courier New" w:cs="Courier New"/>
+          <w:color w:val="212121"/>
+          <w:sz w:val="18"/>
+          <w:szCs w:val="18"/>
+          <w:lang w:val="en-US" w:eastAsia="ru-RU"/>
+        </w:rPr>
+      </w:pPr>
+      <w:r>
+        <w:rPr>
+          <w:rFonts w:ascii="Courier New" w:hAnsi="Courier New" w:cs="Courier New"/>
+          <w:color w:val="212121"/>
+          <w:sz w:val="18"/>
+          <w:szCs w:val="18"/>
+          <w:lang w:val="en-US" w:eastAsia="ru-RU"/>
+        </w:rPr>
+        <w:t xml:space="preserve">  JULIA_PROJECT = /user/.project/</w:t>
+      </w:r>
+    </w:p>
+    <w:p>
+      <w:pPr>
+        <w:widowControl/>
+        <w:shd w:val="clear" w:color="auto" w:fill="FFFFFF"/>
+        <w:tabs>
+          <w:tab w:val="left" w:pos="916"/>
+          <w:tab w:val="left" w:pos="1832"/>
+          <w:tab w:val="left" w:pos="2748"/>
+          <w:tab w:val="left" w:pos="3664"/>
+          <w:tab w:val="left" w:pos="4580"/>
+          <w:tab w:val="left" w:pos="5496"/>
+          <w:tab w:val="left" w:pos="6412"/>
+          <w:tab w:val="left" w:pos="7328"/>
+          <w:tab w:val="left" w:pos="8244"/>
+          <w:tab w:val="left" w:pos="9160"/>
+          <w:tab w:val="left" w:pos="10076"/>
+          <w:tab w:val="left" w:pos="10992"/>
+          <w:tab w:val="left" w:pos="11908"/>
+          <w:tab w:val="left" w:pos="12824"/>
+          <w:tab w:val="left" w:pos="13740"/>
+          <w:tab w:val="left" w:pos="14656"/>
+        </w:tabs>
+        <w:wordWrap w:val="0"/>
+        <w:autoSpaceDE/>
+        <w:autoSpaceDN/>
+        <w:spacing w:line="211" w:lineRule="atLeast"/>
+        <w:rPr>
+          <w:rFonts w:ascii="Courier New" w:hAnsi="Courier New" w:cs="Courier New"/>
+          <w:color w:val="212121"/>
+          <w:sz w:val="18"/>
+          <w:szCs w:val="18"/>
+          <w:lang w:val="en-US" w:eastAsia="ru-RU"/>
+        </w:rPr>
+      </w:pPr>
+      <w:r>
+        <w:rPr>
+          <w:rFonts w:ascii="Courier New" w:hAnsi="Courier New" w:cs="Courier New"/>
+          <w:color w:val="212121"/>
+          <w:sz w:val="18"/>
+          <w:szCs w:val="18"/>
+          <w:lang w:val="en-US" w:eastAsia="ru-RU"/>
+        </w:rPr>
+        <w:t xml:space="preserve">  JULIA_DA_STORE_PATH = /user/da_store</w:t>
+      </w:r>
+    </w:p>
+    <w:p>
+      <w:pPr>
+        <w:widowControl/>
+        <w:shd w:val="clear" w:color="auto" w:fill="FFFFFF"/>
+        <w:tabs>
+          <w:tab w:val="left" w:pos="916"/>
+          <w:tab w:val="left" w:pos="1832"/>
+          <w:tab w:val="left" w:pos="2748"/>
+          <w:tab w:val="left" w:pos="3664"/>
+          <w:tab w:val="left" w:pos="4580"/>
+          <w:tab w:val="left" w:pos="5496"/>
+          <w:tab w:val="left" w:pos="6412"/>
+          <w:tab w:val="left" w:pos="7328"/>
+          <w:tab w:val="left" w:pos="8244"/>
+          <w:tab w:val="left" w:pos="9160"/>
+          <w:tab w:val="left" w:pos="10076"/>
+          <w:tab w:val="left" w:pos="10992"/>
+          <w:tab w:val="left" w:pos="11908"/>
+          <w:tab w:val="left" w:pos="12824"/>
+          <w:tab w:val="left" w:pos="13740"/>
+          <w:tab w:val="left" w:pos="14656"/>
+        </w:tabs>
+        <w:wordWrap w:val="0"/>
+        <w:autoSpaceDE/>
+        <w:autoSpaceDN/>
+        <w:spacing w:line="211" w:lineRule="atLeast"/>
+        <w:rPr>
+          <w:rFonts w:ascii="Courier New" w:hAnsi="Courier New" w:cs="Courier New"/>
+          <w:color w:val="212121"/>
+          <w:sz w:val="18"/>
+          <w:szCs w:val="18"/>
+          <w:lang w:val="en-US" w:eastAsia="ru-RU"/>
+        </w:rPr>
+      </w:pPr>
+      <w:r>
+        <w:rPr>
+          <w:rFonts w:ascii="Courier New" w:hAnsi="Courier New" w:cs="Courier New"/>
+          <w:color w:val="212121"/>
+          <w:sz w:val="18"/>
+          <w:szCs w:val="18"/>
+          <w:lang w:val="en-US" w:eastAsia="ru-RU"/>
+        </w:rPr>
+        <w:t xml:space="preserve">  JULIA_PKG_SERVER = http://pkgserver.pkgserver.svc.cluster.local</w:t>
+      </w:r>
+    </w:p>
+    <w:p>
+      <w:pPr>
+        <w:widowControl/>
+        <w:shd w:val="clear" w:color="auto" w:fill="FFFFFF"/>
+        <w:tabs>
+          <w:tab w:val="left" w:pos="916"/>
+          <w:tab w:val="left" w:pos="1832"/>
+          <w:tab w:val="left" w:pos="2748"/>
+          <w:tab w:val="left" w:pos="3664"/>
+          <w:tab w:val="left" w:pos="4580"/>
+          <w:tab w:val="left" w:pos="5496"/>
+          <w:tab w:val="left" w:pos="6412"/>
+          <w:tab w:val="left" w:pos="7328"/>
+          <w:tab w:val="left" w:pos="8244"/>
+          <w:tab w:val="left" w:pos="9160"/>
+          <w:tab w:val="left" w:pos="10076"/>
+          <w:tab w:val="left" w:pos="10992"/>
+          <w:tab w:val="left" w:pos="11908"/>
+          <w:tab w:val="left" w:pos="12824"/>
+          <w:tab w:val="left" w:pos="13740"/>
+          <w:tab w:val="left" w:pos="14656"/>
+        </w:tabs>
+        <w:wordWrap w:val="0"/>
+        <w:autoSpaceDE/>
+        <w:autoSpaceDN/>
+        <w:spacing w:line="211" w:lineRule="atLeast"/>
+        <w:rPr>
+          <w:rFonts w:ascii="Courier New" w:hAnsi="Courier New" w:cs="Courier New"/>
+          <w:color w:val="212121"/>
+          <w:sz w:val="18"/>
+          <w:szCs w:val="18"/>
+          <w:lang w:val="en-US" w:eastAsia="ru-RU"/>
+        </w:rPr>
+      </w:pPr>
+      <w:r>
+        <w:rPr>
+          <w:rFonts w:ascii="Courier New" w:hAnsi="Courier New" w:cs="Courier New"/>
+          <w:color w:val="212121"/>
+          <w:sz w:val="18"/>
+          <w:szCs w:val="18"/>
+          <w:lang w:val="en-US" w:eastAsia="ru-RU"/>
+        </w:rPr>
+        <w:t xml:space="preserve">  JULIA_NUM_THREADS = 7,1</w:t>
+      </w:r>
+    </w:p>
+    <w:p>
+      <w:pPr>
+        <w:widowControl/>
+        <w:shd w:val="clear" w:color="auto" w:fill="FFFFFF"/>
+        <w:tabs>
+          <w:tab w:val="left" w:pos="916"/>
+          <w:tab w:val="left" w:pos="1832"/>
+          <w:tab w:val="left" w:pos="2748"/>
+          <w:tab w:val="left" w:pos="3664"/>
+          <w:tab w:val="left" w:pos="4580"/>
+          <w:tab w:val="left" w:pos="5496"/>
+          <w:tab w:val="left" w:pos="6412"/>
+          <w:tab w:val="left" w:pos="7328"/>
+          <w:tab w:val="left" w:pos="8244"/>
+          <w:tab w:val="left" w:pos="9160"/>
+          <w:tab w:val="left" w:pos="10076"/>
+          <w:tab w:val="left" w:pos="10992"/>
+          <w:tab w:val="left" w:pos="11908"/>
+          <w:tab w:val="left" w:pos="12824"/>
+          <w:tab w:val="left" w:pos="13740"/>
+          <w:tab w:val="left" w:pos="14656"/>
+        </w:tabs>
+        <w:wordWrap w:val="0"/>
+        <w:autoSpaceDE/>
+        <w:autoSpaceDN/>
+        <w:spacing w:line="211" w:lineRule="atLeast"/>
+        <w:rPr>
+          <w:rFonts w:ascii="Courier New" w:hAnsi="Courier New" w:cs="Courier New"/>
+          <w:color w:val="212121"/>
+          <w:sz w:val="18"/>
+          <w:szCs w:val="18"/>
+          <w:lang w:val="en-US" w:eastAsia="ru-RU"/>
+        </w:rPr>
+      </w:pPr>
+      <w:r>
+        <w:rPr>
+          <w:rFonts w:ascii="Courier New" w:hAnsi="Courier New" w:cs="Courier New"/>
+          <w:color w:val="212121"/>
+          <w:sz w:val="18"/>
+          <w:szCs w:val="18"/>
+          <w:lang w:val="en-US" w:eastAsia="ru-RU"/>
+        </w:rPr>
+        <w:t xml:space="preserve">  JULIA_DA_PORT = 3752</w:t>
+      </w:r>
+    </w:p>
+    <w:p>
+      <w:pPr>
+        <w:widowControl/>
+        <w:shd w:val="clear" w:color="auto" w:fill="FFFFFF"/>
+        <w:tabs>
+          <w:tab w:val="left" w:pos="916"/>
+          <w:tab w:val="left" w:pos="1832"/>
+          <w:tab w:val="left" w:pos="2748"/>
+          <w:tab w:val="left" w:pos="3664"/>
+          <w:tab w:val="left" w:pos="4580"/>
+          <w:tab w:val="left" w:pos="5496"/>
+          <w:tab w:val="left" w:pos="6412"/>
+          <w:tab w:val="left" w:pos="7328"/>
+          <w:tab w:val="left" w:pos="8244"/>
+          <w:tab w:val="left" w:pos="9160"/>
+          <w:tab w:val="left" w:pos="10076"/>
+          <w:tab w:val="left" w:pos="10992"/>
+          <w:tab w:val="left" w:pos="11908"/>
+          <w:tab w:val="left" w:pos="12824"/>
+          <w:tab w:val="left" w:pos="13740"/>
+          <w:tab w:val="left" w:pos="14656"/>
+        </w:tabs>
+        <w:wordWrap w:val="0"/>
+        <w:autoSpaceDE/>
+        <w:autoSpaceDN/>
+        <w:spacing w:line="211" w:lineRule="atLeast"/>
+        <w:rPr>
+          <w:rFonts w:ascii="Courier New" w:hAnsi="Courier New" w:cs="Courier New"/>
+          <w:color w:val="212121"/>
+          <w:sz w:val="18"/>
+          <w:szCs w:val="18"/>
+          <w:lang w:eastAsia="ru-RU"/>
+        </w:rPr>
+      </w:pPr>
+      <w:r>
+        <w:rPr>
+          <w:rFonts w:ascii="Courier New" w:hAnsi="Courier New" w:cs="Courier New"/>
+          <w:color w:val="212121"/>
+          <w:sz w:val="18"/>
+          <w:szCs w:val="18"/>
+          <w:lang w:val="en-US" w:eastAsia="ru-RU"/>
+        </w:rPr>
+        <w:t xml:space="preserve">  </w:t>
+      </w:r>
+      <w:r>
+        <w:rPr>
+          <w:rFonts w:ascii="Courier New" w:hAnsi="Courier New" w:cs="Courier New"/>
+          <w:color w:val="212121"/>
+          <w:sz w:val="18"/>
+          <w:szCs w:val="18"/>
+          <w:lang w:eastAsia="ru-RU"/>
+        </w:rPr>
+        <w:t>JULIA_DEBUG = BackendLib,AbstractAPI</w:t>
+      </w:r>
+    </w:p>
+    <w:p>
+      <w:pPr>
+        <w:pStyle w:val="a3"/>
+        <w:spacing w:before="120" w:line="276" w:lineRule="auto"/>
+        <w:ind w:right="138"/>
+      </w:pPr>
+    </w:p>
+    <w:p>
+      <w:pPr>
+        <w:pStyle w:val="a3"/>
+        <w:spacing w:before="120" w:line="276" w:lineRule="auto"/>
+        <w:ind w:right="138"/>
+        <w:rPr>
+          <w:b/>
+          <w:bCs/>
+        </w:rPr>
+      </w:pPr>
+      <w:r>
+        <w:rPr>
+          <w:b/>
+          <w:bCs/>
+        </w:rPr>
+        <w:t>6.3.</w:t>
+      </w:r>
+      <w:r>
+        <w:rPr>
+          <w:b/>
+          <w:bCs/>
+        </w:rPr>
+        <w:t xml:space="preserve"> Создание переменных</w:t>
+      </w:r>
+    </w:p>
+    <w:p>
+      <w:pPr>
+        <w:pStyle w:val="a3"/>
+        <w:spacing w:before="120" w:line="276" w:lineRule="auto"/>
+        <w:ind w:right="138"/>
+      </w:pPr>
+      <w:r>
+        <w:t>Объявление seed</w:t>
+      </w:r>
+      <w:r>
+        <w:t xml:space="preserve"> = 101</w:t>
+      </w:r>
+      <w:r>
+        <w:t xml:space="preserve"> привело к созданию переменной с именем – </w:t>
+      </w:r>
+      <w:r>
+        <w:rPr>
+          <w:lang w:val="en-US"/>
+        </w:rPr>
+        <w:t>seed</w:t>
+      </w:r>
+      <w:r>
+        <w:t xml:space="preserve">, значением – 101, классом – </w:t>
+      </w:r>
+      <w:r>
+        <w:rPr>
+          <w:lang w:val="en-US"/>
+        </w:rPr>
+        <w:t>Int</w:t>
+      </w:r>
+      <w:r>
+        <w:t>64</w:t>
+      </w:r>
+      <w:r>
+        <w:t>.</w:t>
+      </w:r>
+    </w:p>
+    <w:p>
+      <w:pPr>
+        <w:pStyle w:val="a3"/>
+        <w:spacing w:before="120" w:line="276" w:lineRule="auto"/>
+        <w:ind w:right="138"/>
+      </w:pPr>
+      <w:r>
+        <w:rPr>
+          <w:noProof/>
+        </w:rPr>
+        <w:drawing>
+          <wp:inline distT="0" distB="0" distL="0" distR="0" wp14:anchorId="4257851D" wp14:editId="574CFD24">
+            <wp:extent cx="6123305" cy="3816985"/>
+            <wp:effectExtent l="0" t="0" r="0" b="0"/>
+            <wp:docPr id="10" name="Рисунок 10"/>
+            <wp:cNvGraphicFramePr>
+              <a:graphicFrameLocks xmlns:a="http://schemas.openxmlformats.org/drawingml/2006/main" noChangeAspect="1"/>
+            </wp:cNvGraphicFramePr>
+            <a:graphic xmlns:a="http://schemas.openxmlformats.org/drawingml/2006/main">
+              <a:graphicData uri="http://schemas.openxmlformats.org/drawingml/2006/picture">
+                <pic:pic xmlns:pic="http://schemas.openxmlformats.org/drawingml/2006/picture">
+                  <pic:nvPicPr>
+                    <pic:cNvPr id="1" name=""/>
+                    <pic:cNvPicPr/>
+                  </pic:nvPicPr>
+                  <pic:blipFill>
+                    <a:blip r:embed="rId14"/>
+                    <a:stretch>
+                      <a:fillRect/>
+                    </a:stretch>
+                  </pic:blipFill>
+                  <pic:spPr>
+                    <a:xfrm>
+                      <a:off x="0" y="0"/>
+                      <a:ext cx="6123305" cy="3816985"/>
+                    </a:xfrm>
+                    <a:prstGeom prst="rect">
+                      <a:avLst/>
+                    </a:prstGeom>
+                  </pic:spPr>
+                </pic:pic>
+              </a:graphicData>
+            </a:graphic>
+          </wp:inline>
+        </w:drawing>
+      </w:r>
+    </w:p>
+    <w:p>
+      <w:pPr>
+        <w:pStyle w:val="a3"/>
+        <w:spacing w:before="120" w:line="276" w:lineRule="auto"/>
+        <w:ind w:right="138"/>
+        <w:jc w:val="center"/>
+        <w:rPr>
+          <w:i/>
+          <w:iCs/>
+        </w:rPr>
+      </w:pPr>
+      <w:r>
+        <w:rPr>
+          <w:i/>
+          <w:iCs/>
+        </w:rPr>
+        <w:t xml:space="preserve">Рисунок 3 – Переменная </w:t>
+      </w:r>
+      <w:r>
+        <w:rPr>
+          <w:i/>
+          <w:iCs/>
+          <w:lang w:val="en-US"/>
+        </w:rPr>
+        <w:t>seed</w:t>
+      </w:r>
+      <w:r>
+        <w:rPr>
+          <w:i/>
+          <w:iCs/>
+        </w:rPr>
+        <w:t xml:space="preserve"> = 101</w:t>
+      </w:r>
+    </w:p>
+    <w:p>
+      <w:pPr>
+        <w:pStyle w:val="a3"/>
+        <w:spacing w:before="120" w:line="276" w:lineRule="auto"/>
+        <w:ind w:right="138"/>
+      </w:pPr>
+    </w:p>
+    <w:p>
+      <w:pPr>
+        <w:pStyle w:val="a3"/>
+        <w:spacing w:before="120" w:line="276" w:lineRule="auto"/>
+        <w:ind w:right="138"/>
+      </w:pPr>
+      <w:r>
+        <w:t>При запуске «Очистить все переменные» таблица очистилась, но вывод ячейки сохранился.</w:t>
+      </w:r>
+    </w:p>
+    <w:p>
+      <w:pPr>
+        <w:pStyle w:val="a3"/>
+        <w:spacing w:before="120" w:line="276" w:lineRule="auto"/>
+        <w:ind w:right="138"/>
+      </w:pPr>
+      <w:r>
+        <w:rPr>
+          <w:noProof/>
+        </w:rPr>
+        <w:lastRenderedPageBreak/>
+        <w:drawing>
+          <wp:inline distT="0" distB="0" distL="0" distR="0" wp14:anchorId="627B5C7F" wp14:editId="5485E1B9">
+            <wp:extent cx="6123305" cy="3792855"/>
+            <wp:effectExtent l="0" t="0" r="0" b="0"/>
+            <wp:docPr id="11" name="Рисунок 11"/>
+            <wp:cNvGraphicFramePr>
+              <a:graphicFrameLocks xmlns:a="http://schemas.openxmlformats.org/drawingml/2006/main" noChangeAspect="1"/>
+            </wp:cNvGraphicFramePr>
+            <a:graphic xmlns:a="http://schemas.openxmlformats.org/drawingml/2006/main">
+              <a:graphicData uri="http://schemas.openxmlformats.org/drawingml/2006/picture">
+                <pic:pic xmlns:pic="http://schemas.openxmlformats.org/drawingml/2006/picture">
+                  <pic:nvPicPr>
+                    <pic:cNvPr id="1" name=""/>
+                    <pic:cNvPicPr/>
+                  </pic:nvPicPr>
+                  <pic:blipFill>
+                    <a:blip r:embed="rId15"/>
+                    <a:stretch>
+                      <a:fillRect/>
+                    </a:stretch>
+                  </pic:blipFill>
+                  <pic:spPr>
+                    <a:xfrm>
+                      <a:off x="0" y="0"/>
+                      <a:ext cx="6123305" cy="3792855"/>
+                    </a:xfrm>
+                    <a:prstGeom prst="rect">
+                      <a:avLst/>
+                    </a:prstGeom>
+                  </pic:spPr>
+                </pic:pic>
+              </a:graphicData>
+            </a:graphic>
+          </wp:inline>
+        </w:drawing>
+      </w:r>
+    </w:p>
+    <w:p>
+      <w:pPr>
+        <w:pStyle w:val="a3"/>
+        <w:spacing w:before="120" w:line="276" w:lineRule="auto"/>
+        <w:ind w:right="138"/>
+        <w:jc w:val="center"/>
+        <w:rPr>
+          <w:i/>
+          <w:iCs/>
+        </w:rPr>
+      </w:pPr>
+      <w:r>
+        <w:rPr>
+          <w:i/>
+          <w:iCs/>
+        </w:rPr>
+        <w:t>Рисунок 4 - Результат выполнени</w:t>
+      </w:r>
+      <w:r>
+        <w:rPr>
+          <w:i/>
+          <w:iCs/>
+        </w:rPr>
+        <w:t>я</w:t>
+      </w:r>
+      <w:r>
+        <w:rPr>
+          <w:i/>
+          <w:iCs/>
+        </w:rPr>
+        <w:t xml:space="preserve"> «Очистить все переменные».</w:t>
+      </w:r>
+    </w:p>
+    <w:p>
+      <w:pPr>
+        <w:pStyle w:val="a3"/>
+        <w:spacing w:before="120" w:line="276" w:lineRule="auto"/>
+        <w:ind w:right="138"/>
+      </w:pPr>
+    </w:p>
+    <w:p>
+      <w:pPr>
+        <w:pStyle w:val="a3"/>
+        <w:spacing w:before="120" w:line="276" w:lineRule="auto"/>
+        <w:ind w:right="138"/>
+      </w:pPr>
+      <w:r>
+        <w:t>При нажатии «Перезапуск ядра» изменений по сравнению с прошлым вариантом не наблюдается.</w:t>
+      </w:r>
+    </w:p>
+    <w:p>
+      <w:pPr>
+        <w:pStyle w:val="a3"/>
+        <w:spacing w:before="120" w:line="276" w:lineRule="auto"/>
+        <w:ind w:right="138"/>
+      </w:pPr>
+      <w:r>
+        <w:rPr>
+          <w:noProof/>
+        </w:rPr>
+        <w:drawing>
+          <wp:inline distT="0" distB="0" distL="0" distR="0" wp14:anchorId="7C16E40C" wp14:editId="662A92D8">
+            <wp:extent cx="6123305" cy="3807460"/>
+            <wp:effectExtent l="0" t="0" r="0" b="2540"/>
+            <wp:docPr id="12" name="Рисунок 12"/>
+            <wp:cNvGraphicFramePr>
+              <a:graphicFrameLocks xmlns:a="http://schemas.openxmlformats.org/drawingml/2006/main" noChangeAspect="1"/>
+            </wp:cNvGraphicFramePr>
+            <a:graphic xmlns:a="http://schemas.openxmlformats.org/drawingml/2006/main">
+              <a:graphicData uri="http://schemas.openxmlformats.org/drawingml/2006/picture">
+                <pic:pic xmlns:pic="http://schemas.openxmlformats.org/drawingml/2006/picture">
+                  <pic:nvPicPr>
+                    <pic:cNvPr id="1" name=""/>
+                    <pic:cNvPicPr/>
+                  </pic:nvPicPr>
+                  <pic:blipFill>
+                    <a:blip r:embed="rId16"/>
+                    <a:stretch>
+                      <a:fillRect/>
+                    </a:stretch>
+                  </pic:blipFill>
+                  <pic:spPr>
+                    <a:xfrm>
+                      <a:off x="0" y="0"/>
+                      <a:ext cx="6123305" cy="3807460"/>
+                    </a:xfrm>
+                    <a:prstGeom prst="rect">
+                      <a:avLst/>
+                    </a:prstGeom>
+                  </pic:spPr>
+                </pic:pic>
+              </a:graphicData>
+            </a:graphic>
+          </wp:inline>
+        </w:drawing>
+      </w:r>
+    </w:p>
+    <w:p>
+      <w:pPr>
+        <w:pStyle w:val="a3"/>
+        <w:spacing w:before="120" w:line="276" w:lineRule="auto"/>
+        <w:ind w:right="138"/>
+        <w:jc w:val="center"/>
+        <w:rPr>
+          <w:i/>
+          <w:iCs/>
+        </w:rPr>
+      </w:pPr>
+      <w:r>
+        <w:rPr>
+          <w:i/>
+          <w:iCs/>
+        </w:rPr>
+        <w:t>Рисунок 5 – Результат выполнения «Перезапуска ядра»</w:t>
+      </w:r>
+    </w:p>
+    <w:p>
+      <w:pPr>
+        <w:pStyle w:val="a3"/>
+        <w:spacing w:before="120" w:line="276" w:lineRule="auto"/>
+        <w:ind w:right="138"/>
+      </w:pPr>
+    </w:p>
+    <w:p>
+      <w:pPr>
+        <w:pStyle w:val="a3"/>
+        <w:spacing w:before="120" w:line="276" w:lineRule="auto"/>
+        <w:ind w:right="138"/>
+      </w:pPr>
+      <w:r>
+        <w:t>Вывод: состояние среды зависит от порядка выполнения ячеек, поэтому в паспорт записывается порядок запуска.</w:t>
+      </w:r>
+    </w:p>
+    <w:p>
+      <w:pPr>
+        <w:pStyle w:val="a3"/>
+        <w:spacing w:before="120" w:line="276" w:lineRule="auto"/>
+        <w:ind w:right="138"/>
+        <w:rPr>
+          <w:b/>
+          <w:bCs/>
+        </w:rPr>
+      </w:pPr>
+      <w:r>
+        <w:rPr>
+          <w:b/>
+          <w:bCs/>
+        </w:rPr>
+        <w:lastRenderedPageBreak/>
+        <w:t>6.4.</w:t>
+      </w:r>
+      <w:r>
+        <w:rPr>
+          <w:b/>
+          <w:bCs/>
+        </w:rPr>
+        <w:t xml:space="preserve"> Загрузка </w:t>
+      </w:r>
+      <w:r>
+        <w:rPr>
+          <w:b/>
+          <w:bCs/>
+          <w:lang w:val="en-US"/>
+        </w:rPr>
+        <w:t>passport</w:t>
+      </w:r>
+      <w:r>
+        <w:rPr>
+          <w:b/>
+          <w:bCs/>
+        </w:rPr>
+        <w:t>.</w:t>
+      </w:r>
+      <w:r>
+        <w:rPr>
+          <w:b/>
+          <w:bCs/>
+          <w:lang w:val="en-US"/>
+        </w:rPr>
+        <w:t>md</w:t>
+      </w:r>
+    </w:p>
+    <w:p>
+      <w:pPr>
+        <w:pStyle w:val="a3"/>
+        <w:spacing w:before="120" w:line="276" w:lineRule="auto"/>
+        <w:ind w:right="138"/>
+      </w:pPr>
+      <w:r>
+        <w:t xml:space="preserve">Был загружен файл </w:t>
+      </w:r>
+      <w:r>
+        <w:t>passport.md</w:t>
+      </w:r>
+      <w:r>
+        <w:t xml:space="preserve"> и проверена корректность его отображение в </w:t>
+      </w:r>
+      <w:r>
+        <w:rPr>
+          <w:lang w:val="en-US"/>
+        </w:rPr>
+        <w:t>Engee</w:t>
+      </w:r>
+      <w:r>
+        <w:t>/</w:t>
+      </w:r>
+    </w:p>
+    <w:p>
+      <w:pPr>
+        <w:pStyle w:val="a3"/>
+        <w:spacing w:before="120" w:line="276" w:lineRule="auto"/>
+        <w:ind w:right="138"/>
+      </w:pPr>
+      <w:r>
+        <w:rPr>
+          <w:noProof/>
+        </w:rPr>
+        <w:drawing>
+          <wp:inline distT="0" distB="0" distL="0" distR="0" wp14:anchorId="72E7C67A" wp14:editId="5971FE19">
+            <wp:extent cx="6123305" cy="3794760"/>
+            <wp:effectExtent l="0" t="0" r="0" b="0"/>
+            <wp:docPr id="13" name="Рисунок 13"/>
+            <wp:cNvGraphicFramePr>
+              <a:graphicFrameLocks xmlns:a="http://schemas.openxmlformats.org/drawingml/2006/main" noChangeAspect="1"/>
+            </wp:cNvGraphicFramePr>
+            <a:graphic xmlns:a="http://schemas.openxmlformats.org/drawingml/2006/main">
+              <a:graphicData uri="http://schemas.openxmlformats.org/drawingml/2006/picture">
+                <pic:pic xmlns:pic="http://schemas.openxmlformats.org/drawingml/2006/picture">
+                  <pic:nvPicPr>
+                    <pic:cNvPr id="1" name=""/>
+                    <pic:cNvPicPr/>
+                  </pic:nvPicPr>
+                  <pic:blipFill>
+                    <a:blip r:embed="rId17"/>
+                    <a:stretch>
+                      <a:fillRect/>
+                    </a:stretch>
+                  </pic:blipFill>
+                  <pic:spPr>
+                    <a:xfrm>
+                      <a:off x="0" y="0"/>
+                      <a:ext cx="6123305" cy="3794760"/>
+                    </a:xfrm>
+                    <a:prstGeom prst="rect">
+                      <a:avLst/>
+                    </a:prstGeom>
+                  </pic:spPr>
+                </pic:pic>
+              </a:graphicData>
+            </a:graphic>
+          </wp:inline>
+        </w:drawing>
+      </w:r>
+    </w:p>
+    <w:p>
+      <w:pPr>
+        <w:pStyle w:val="a3"/>
+        <w:spacing w:before="120" w:line="276" w:lineRule="auto"/>
+        <w:ind w:right="138"/>
+        <w:jc w:val="center"/>
+        <w:rPr>
+          <w:i/>
+          <w:iCs/>
+        </w:rPr>
+      </w:pPr>
+      <w:r>
+        <w:rPr>
+          <w:i/>
+          <w:iCs/>
+        </w:rPr>
+        <w:t>Рисунок 6 - Загрузка passport.md</w:t>
+      </w:r>
+    </w:p>
+    <w:p>
+      <w:pPr>
+        <w:pStyle w:val="a3"/>
+        <w:spacing w:before="120" w:line="276" w:lineRule="auto"/>
+        <w:ind w:right="138"/>
+      </w:pPr>
+    </w:p>
+    <w:p>
+      <w:pPr>
+        <w:pStyle w:val="a3"/>
+        <w:spacing w:before="120" w:line="276" w:lineRule="auto"/>
+        <w:ind w:right="138"/>
+        <w:rPr>
+          <w:b/>
+          <w:bCs/>
+          <w:sz w:val="28"/>
+          <w:szCs w:val="28"/>
+        </w:rPr>
+      </w:pPr>
+      <w:r>
+        <w:rPr>
+          <w:b/>
+          <w:bCs/>
+          <w:sz w:val="28"/>
+          <w:szCs w:val="28"/>
+        </w:rPr>
+        <w:t xml:space="preserve">7. </w:t>
+      </w:r>
+      <w:r>
+        <w:rPr>
+          <w:b/>
+          <w:bCs/>
+          <w:sz w:val="28"/>
+          <w:szCs w:val="28"/>
+        </w:rPr>
+        <w:t>Анализ ошибок, угроз валидности и ограничений</w:t>
+      </w:r>
+    </w:p>
+    <w:p>
+      <w:pPr>
+        <w:pStyle w:val="a3"/>
+        <w:spacing w:before="120" w:line="276" w:lineRule="auto"/>
+        <w:ind w:right="138"/>
+        <w:rPr>
+          <w:b/>
+          <w:bCs/>
+        </w:rPr>
+      </w:pPr>
+      <w:r>
+        <w:rPr>
+          <w:b/>
+          <w:bCs/>
+        </w:rPr>
+        <w:t>7.1. Ограничения</w:t>
+      </w:r>
+    </w:p>
+    <w:p>
+      <w:pPr>
+        <w:pStyle w:val="a3"/>
+        <w:spacing w:before="120" w:line="276" w:lineRule="auto"/>
+        <w:ind w:right="138"/>
+      </w:pPr>
+      <w:r>
+        <w:t>Основной вывод получен при n = 5. При s_base = 0,0206 для энтропии порог существенности 2s ≈ 0,0412, и фактическое падение (−4,0560) многократно его превышает. Для контраста при s_base = 0,0022 порог 2s ≈ 0,0044, а фактическая разность 0,0013 меньше порога — эффект не обнаружен, что согласуется с гипотезой. Для средней яркости и граничной энергии разности ничтожны (0,00004), то есть они ниже своих порогов.</w:t>
+      </w:r>
+    </w:p>
+    <w:p>
+      <w:pPr>
+        <w:pStyle w:val="a3"/>
+        <w:spacing w:before="120" w:line="276" w:lineRule="auto"/>
+        <w:ind w:right="138"/>
+      </w:pPr>
+      <w:r>
+        <w:t>Проверен контекст «бумажная текстура» при S = 101. Перенос вывода на другие контексты (облака, мрамор, вода, плёнка) не обоснован.</w:t>
+      </w:r>
+    </w:p>
+    <w:p>
+      <w:pPr>
+        <w:pStyle w:val="a3"/>
+        <w:spacing w:before="120" w:line="276" w:lineRule="auto"/>
+        <w:ind w:right="138"/>
+      </w:pPr>
+      <w:r>
+        <w:t>Правило |Δ| &gt; 2s задано методикой как упрощённое; оно сопоставляет разность средних с разбросом отдельных измерений и потому не становится чувствительнее при росте n. Для энтропии это не критично (эффект огромен), но для остальных метрик вывод «не обнаружено» следует читать как «при n = 5 недостаточно данных для обнаружения».</w:t>
+      </w:r>
+    </w:p>
+    <w:p>
+      <w:pPr>
+        <w:pStyle w:val="a3"/>
+        <w:spacing w:before="120" w:line="276" w:lineRule="auto"/>
+        <w:ind w:right="138"/>
+      </w:pPr>
+      <w:r>
+        <w:t>Метрики описывают статистику яркости, а не восприятие. Вывод о пригодности подложки для мелкого текста по ним делать нельзя: четыре числа не измеряют читаемость, а лишь характеризуют разброс и дробность.</w:t>
+      </w:r>
+    </w:p>
+    <w:p>
+      <w:pPr>
+        <w:pStyle w:val="a3"/>
+        <w:spacing w:before="120" w:line="276" w:lineRule="auto"/>
+        <w:ind w:right="138"/>
+      </w:pPr>
+      <w:r>
+        <w:t>Для контраста и граничной энергии изменения находятся в пределах разброса, но это не означает, что фактор на них не влияет — при большем n или иной текстуре эффект может проявиться.</w:t>
+      </w:r>
+    </w:p>
+    <w:p>
+      <w:pPr>
+        <w:pStyle w:val="a3"/>
+        <w:spacing w:before="120" w:line="276" w:lineRule="auto"/>
+        <w:ind w:right="138"/>
+      </w:pPr>
+    </w:p>
+    <w:p>
+      <w:pPr>
+        <w:pStyle w:val="a3"/>
+        <w:spacing w:before="120" w:line="276" w:lineRule="auto"/>
+        <w:ind w:right="138"/>
+        <w:rPr>
+          <w:b/>
+          <w:bCs/>
+        </w:rPr>
+      </w:pPr>
+      <w:r>
+        <w:rPr>
+          <w:b/>
+          <w:bCs/>
+        </w:rPr>
+        <w:lastRenderedPageBreak/>
+        <w:t>7.2. Угрозы валидности</w:t>
+      </w:r>
+    </w:p>
+    <w:tbl>
+      <w:tblPr>
+        <w:tblStyle w:val="a7"/>
+        <w:tblW w:w="0" w:type="auto"/>
+        <w:tblLook w:val="04A0" w:firstRow="1" w:lastRow="0" w:firstColumn="1" w:lastColumn="0" w:noHBand="0" w:noVBand="1"/>
+      </w:tblPr>
+      <w:tblGrid>
+        <w:gridCol w:w="4929"/>
+        <w:gridCol w:w="4930"/>
+      </w:tblGrid>
+      <w:tr>
+        <w:tc>
+          <w:tcPr>
+            <w:tcW w:w="4929" w:type="dxa"/>
+          </w:tcPr>
+          <w:p>
+            <w:pPr>
+              <w:pStyle w:val="a3"/>
+              <w:spacing w:before="120" w:line="276" w:lineRule="auto"/>
+              <w:ind w:right="138"/>
+            </w:pPr>
+            <w:r>
+              <w:t>Потенциальная угроза</w:t>
+            </w:r>
+          </w:p>
+        </w:tc>
+        <w:tc>
+          <w:tcPr>
+            <w:tcW w:w="4930" w:type="dxa"/>
+          </w:tcPr>
+          <w:p>
+            <w:pPr>
+              <w:pStyle w:val="a3"/>
+              <w:spacing w:before="120" w:line="276" w:lineRule="auto"/>
+              <w:ind w:right="138"/>
+            </w:pPr>
+            <w:r>
+              <w:t>Решение</w:t>
+            </w:r>
+          </w:p>
+        </w:tc>
+      </w:tr>
+      <w:tr>
+        <w:tc>
+          <w:tcPr>
+            <w:tcW w:w="4929" w:type="dxa"/>
+          </w:tcPr>
+          <w:p>
+            <w:pPr>
+              <w:pStyle w:val="a3"/>
+              <w:tabs>
+                <w:tab w:val="left" w:pos="1128"/>
+              </w:tabs>
+              <w:spacing w:before="120" w:line="276" w:lineRule="auto"/>
+              <w:ind w:right="138"/>
+            </w:pPr>
+            <w:r>
+              <w:t>Совпадение контрольных сумм могло возникнуть случайно, без реального вычисления</w:t>
+            </w:r>
+          </w:p>
+        </w:tc>
+        <w:tc>
+          <w:tcPr>
+            <w:tcW w:w="4930" w:type="dxa"/>
+          </w:tcPr>
+          <w:p>
+            <w:pPr>
+              <w:pStyle w:val="a3"/>
+              <w:spacing w:before="120" w:line="276" w:lineRule="auto"/>
+              <w:ind w:right="138"/>
+            </w:pPr>
+            <w:r>
+              <w:t>Третий запуск проведён с другим значением seed и дал иной отпечаток (5db76f00da9a3ddc), а условие EQ_1_3 = false подтверждает зависимость результата от seed</w:t>
+            </w:r>
+          </w:p>
+        </w:tc>
+      </w:tr>
+      <w:tr>
+        <w:tc>
+          <w:tcPr>
+            <w:tcW w:w="4929" w:type="dxa"/>
+          </w:tcPr>
+          <w:p>
+            <w:pPr>
+              <w:pStyle w:val="a3"/>
+              <w:spacing w:before="120" w:line="276" w:lineRule="auto"/>
+              <w:ind w:right="138"/>
+            </w:pPr>
+            <w:r>
+              <w:t>Воспроизводимость проверена не по полному массиву, а по усреднённому показателю</w:t>
+            </w:r>
+          </w:p>
+        </w:tc>
+        <w:tc>
+          <w:tcPr>
+            <w:tcW w:w="4930" w:type="dxa"/>
+          </w:tcPr>
+          <w:p>
+            <w:pPr>
+              <w:pStyle w:val="a3"/>
+              <w:spacing w:before="120" w:line="276" w:lineRule="auto"/>
+              <w:ind w:right="138"/>
+            </w:pPr>
+            <w:r>
+              <w:t>В протокол включено сравнение хешей SHA-256, вычисленных по полным массивам пикселей; средние значения в проверку не входят</w:t>
+            </w:r>
+          </w:p>
+        </w:tc>
+      </w:tr>
+      <w:tr>
+        <w:tc>
+          <w:tcPr>
+            <w:tcW w:w="4929" w:type="dxa"/>
+          </w:tcPr>
+          <w:p>
+            <w:pPr>
+              <w:pStyle w:val="a3"/>
+              <w:spacing w:before="120" w:line="276" w:lineRule="auto"/>
+              <w:ind w:right="138"/>
+            </w:pPr>
+            <w:r>
+              <w:t>Гипотеза могла быть сформулирована постфактум, после ознакомления с результатами</w:t>
+            </w:r>
+          </w:p>
+        </w:tc>
+        <w:tc>
+          <w:tcPr>
+            <w:tcW w:w="4930" w:type="dxa"/>
+          </w:tcPr>
+          <w:p>
+            <w:pPr>
+              <w:pStyle w:val="a3"/>
+              <w:spacing w:before="120" w:line="276" w:lineRule="auto"/>
+              <w:ind w:right="138"/>
+            </w:pPr>
+            <w:r>
+              <w:t>Гипотеза вместе с порогом существенности зафиксирована заранее — в журнале и в отдельном коммите, что подтверждается историей репозитория</w:t>
+            </w:r>
+          </w:p>
+        </w:tc>
+      </w:tr>
+      <w:tr>
+        <w:tc>
+          <w:tcPr>
+            <w:tcW w:w="4929" w:type="dxa"/>
+          </w:tcPr>
+          <w:p>
+            <w:pPr>
+              <w:pStyle w:val="a3"/>
+              <w:tabs>
+                <w:tab w:val="left" w:pos="3516"/>
+              </w:tabs>
+              <w:spacing w:before="120" w:line="276" w:lineRule="auto"/>
+              <w:ind w:right="138"/>
+            </w:pPr>
+            <w:r>
+              <w:t>Выборочное стандартное отклонение могло быть вычислено с делителем n, а не n − 1</w:t>
+            </w:r>
+          </w:p>
+        </w:tc>
+        <w:tc>
+          <w:tcPr>
+            <w:tcW w:w="4930" w:type="dxa"/>
+          </w:tcPr>
+          <w:p>
+            <w:pPr>
+              <w:pStyle w:val="a3"/>
+              <w:spacing w:before="120" w:line="276" w:lineRule="auto"/>
+              <w:ind w:right="138"/>
+            </w:pPr>
+            <w:r>
+              <w:t>Расчёт ведётся с делителем n − 1, а исходные значения берутся из файла results.json без ручного пересчёта</w:t>
+            </w:r>
+          </w:p>
+        </w:tc>
+      </w:tr>
+      <w:tr>
+        <w:tc>
+          <w:tcPr>
+            <w:tcW w:w="4929" w:type="dxa"/>
+          </w:tcPr>
+          <w:p>
+            <w:pPr>
+              <w:pStyle w:val="a3"/>
+              <w:tabs>
+                <w:tab w:val="left" w:pos="1188"/>
+              </w:tabs>
+              <w:spacing w:before="120" w:line="276" w:lineRule="auto"/>
+              <w:ind w:right="138"/>
+            </w:pPr>
+            <w:r>
+              <w:t>На итог могли повлиять неучтённые характеристики вычислительной среды</w:t>
+            </w:r>
+          </w:p>
+        </w:tc>
+        <w:tc>
+          <w:tcPr>
+            <w:tcW w:w="4930" w:type="dxa"/>
+          </w:tcPr>
+          <w:p>
+            <w:pPr>
+              <w:pStyle w:val="a3"/>
+              <w:spacing w:before="120" w:line="276" w:lineRule="auto"/>
+              <w:ind w:right="138"/>
+            </w:pPr>
+            <w:r>
+              <w:t>В паспорте зафиксированы операционная система, архитектура, версия интерпретатора, версия zlib и контрольные суммы использованных скриптов</w:t>
+            </w:r>
+          </w:p>
+        </w:tc>
+      </w:tr>
+    </w:tbl>
+    <w:p>
+      <w:pPr>
+        <w:pStyle w:val="a3"/>
+        <w:spacing w:before="120" w:line="276" w:lineRule="auto"/>
+        <w:ind w:right="138"/>
+      </w:pPr>
+    </w:p>
+    <w:p>
+      <w:pPr>
+        <w:pStyle w:val="a3"/>
+        <w:spacing w:before="120" w:line="276" w:lineRule="auto"/>
+        <w:ind w:right="138"/>
+        <w:rPr>
+          <w:b/>
+          <w:bCs/>
+        </w:rPr>
+      </w:pPr>
+      <w:r>
+        <w:rPr>
+          <w:b/>
+          <w:bCs/>
+        </w:rPr>
+        <w:t>7.3. Ошибки</w:t>
+      </w:r>
+    </w:p>
+    <w:p>
+      <w:pPr>
+        <w:pStyle w:val="a3"/>
+        <w:spacing w:before="120" w:line="276" w:lineRule="auto"/>
+        <w:ind w:right="138"/>
+      </w:pPr>
+      <w:r>
+        <w:t>В качестве типовой причины невоспроизводимости в работе намеренно воспроизведена ситуация с незаданным seed. Эта ошибка встречается не только в учебном генераторе, но и в работе с реальными генеративными моделями: значение seed может быть пропущено, подменено глобальным состоянием, перехвачено другой библиотекой либо разделено между параллельными потоками. Актуальность последнего случая подтверждает наблюдение, сделанное в части Б: рабочая среда Engee по умолчанию использует несколько потоков.</w:t>
+      </w:r>
+    </w:p>
+    <w:p>
+      <w:pPr>
+        <w:pStyle w:val="a3"/>
+        <w:spacing w:before="120" w:line="276" w:lineRule="auto"/>
+        <w:ind w:right="138"/>
+      </w:pPr>
+    </w:p>
+    <w:p>
+      <w:pPr>
+        <w:pStyle w:val="a3"/>
+        <w:spacing w:before="120" w:line="276" w:lineRule="auto"/>
+        <w:ind w:right="138"/>
+        <w:rPr>
+          <w:b/>
+          <w:bCs/>
+          <w:sz w:val="28"/>
+          <w:szCs w:val="28"/>
+        </w:rPr>
+      </w:pPr>
+      <w:r>
+        <w:rPr>
+          <w:b/>
+          <w:bCs/>
+          <w:sz w:val="28"/>
+          <w:szCs w:val="28"/>
+        </w:rPr>
+        <w:t>8. Вывод по цели</w:t>
+      </w:r>
+    </w:p>
+    <w:p>
+      <w:pPr>
+        <w:pStyle w:val="a3"/>
+        <w:spacing w:before="120" w:line="276" w:lineRule="auto"/>
+        <w:ind w:right="138"/>
+      </w:pPr>
+      <w:r>
+        <w:t>Цель работы достигнута: подготовлена изолированная среда и зафиксировано её состояние, условия эксперимента отражены в паспорте, а воспроизводимость подтверждена измерением, а не утверждением.</w:t>
+      </w:r>
+    </w:p>
+    <w:p>
+      <w:pPr>
+        <w:pStyle w:val="a3"/>
+        <w:spacing w:before="120" w:line="276" w:lineRule="auto"/>
+        <w:ind w:right="138"/>
+      </w:pPr>
+      <w:r>
+        <w:t xml:space="preserve">Протокол воспроизводимости выполнен в полном объёме: EQ_1_2 = true, EQ_1_4 = true, EQ_1_3 = false, EQ_2_4 = true. </w:t>
+      </w:r>
+    </w:p>
+    <w:p>
+      <w:pPr>
+        <w:pStyle w:val="a3"/>
+        <w:spacing w:before="120" w:line="276" w:lineRule="auto"/>
+        <w:ind w:right="138"/>
+      </w:pPr>
+      <w:r>
+        <w:t>При n = 5 влияние фактора «квантование до 4 бит» обнаружено только по энтропии: её значение снизилось с 7,17 до 3,12 бит, а отношение |Δ|/s = 197,04 многократно превышает порог 2.</w:t>
+      </w:r>
+    </w:p>
+    <w:p>
+      <w:pPr>
+        <w:pStyle w:val="a3"/>
+        <w:spacing w:before="120" w:line="276" w:lineRule="auto"/>
+        <w:ind w:right="138"/>
+      </w:pPr>
+      <w:r>
+        <w:t xml:space="preserve">По остальным метрикам эффект не обнаружен при n = 5: средняя яркость и граничная </w:t>
+      </w:r>
+      <w:r>
+        <w:lastRenderedPageBreak/>
+        <w:t>энергия практически не изменились (|Δ|/s = 0,01 и 0,05), контраст незначительно вырос, но порога не достиг (|Δ|/s = 0,58). Такой характер изменений согласуется с гипотезой, выдвинутой до запуска.</w:t>
+      </w:r>
+    </w:p>
+    <w:p>
+      <w:pPr>
+        <w:pStyle w:val="a3"/>
+        <w:spacing w:before="120" w:line="276" w:lineRule="auto"/>
+        <w:ind w:right="138"/>
+      </w:pPr>
+      <w:r>
+        <w:t>Направление изменений предсказано верно для трёх метрик из четырёх — средней яркости, граничной энергии и энтропии; контраст повёл себя иначе, чем ожидалось, однако его изменение статистически незначимо.</w:t>
+      </w:r>
+    </w:p>
+    <w:p>
+      <w:pPr>
+        <w:pStyle w:val="a3"/>
+        <w:spacing w:before="120" w:line="276" w:lineRule="auto"/>
+        <w:ind w:right="138"/>
+      </w:pPr>
+      <w:r>
+        <w:t>Падение энтропии объясняется не случайным разбросом, а математическим ограничением фактора: при 4 битах максимум энтропии составляет 4 бита, и полученное значение 3,12 бит близко к этому пределу.</w:t>
+      </w:r>
+    </w:p>
+    <w:p>
+      <w:pPr>
+        <w:pStyle w:val="a3"/>
+        <w:spacing w:before="120" w:line="276" w:lineRule="auto"/>
+        <w:ind w:right="138"/>
+      </w:pPr>
+    </w:p>
+    <w:p>
+      <w:pPr>
+        <w:pStyle w:val="a3"/>
+        <w:spacing w:before="120" w:line="276" w:lineRule="auto"/>
+        <w:ind w:right="138"/>
+        <w:rPr>
+          <w:b/>
+          <w:bCs/>
+          <w:sz w:val="28"/>
+          <w:szCs w:val="28"/>
+        </w:rPr>
+      </w:pPr>
+      <w:r>
+        <w:rPr>
+          <w:b/>
+          <w:bCs/>
+          <w:sz w:val="28"/>
+          <w:szCs w:val="28"/>
+        </w:rPr>
+        <w:t>9. Ссылка на архив артефактов и паспорт</w:t>
+      </w:r>
+    </w:p>
+    <w:p>
+      <w:pPr>
+        <w:pStyle w:val="a3"/>
+        <w:spacing w:before="120" w:line="276" w:lineRule="auto"/>
+        <w:ind w:right="138"/>
+      </w:pPr>
+      <w:r>
+        <w:t xml:space="preserve">Ссылка на репозиторий на </w:t>
+      </w:r>
+      <w:r>
+        <w:rPr>
+          <w:lang w:val="en-US"/>
+        </w:rPr>
+        <w:t>GitHub</w:t>
+      </w:r>
+      <w:r>
+        <w:t xml:space="preserve">: </w:t>
+      </w:r>
+      <w:hyperlink r:id="rId18" w:history="1">
+        <w:r>
+          <w:rPr>
+            <w:rStyle w:val="a9"/>
+          </w:rPr>
+          <w:t>https://github.com/kramlion/ai_creative_industries</w:t>
+        </w:r>
+      </w:hyperlink>
+    </w:p>
+    <w:p>
+      <w:pPr>
+        <w:pStyle w:val="a3"/>
+        <w:spacing w:before="120" w:line="276" w:lineRule="auto"/>
+        <w:ind w:right="138"/>
+      </w:pPr>
+      <w:r>
+        <w:t xml:space="preserve">Архив артефактов: </w:t>
+      </w:r>
+      <w:r>
+        <w:t>Фроленко Марк Евгеньевич_ЛР1-вариант-11</w:t>
+      </w:r>
+      <w:r>
+        <w:t>.</w:t>
+      </w:r>
+      <w:r>
+        <w:rPr>
+          <w:lang w:val="en-US"/>
+        </w:rPr>
+        <w:t>zip</w:t>
+      </w:r>
+    </w:p>
+    <w:p>
+      <w:pPr>
+        <w:pStyle w:val="a3"/>
+        <w:spacing w:before="120" w:line="276" w:lineRule="auto"/>
+        <w:ind w:right="138"/>
+      </w:pPr>
+      <w:r>
+        <w:t>Структура файлов:</w:t>
+      </w:r>
+    </w:p>
+    <w:p>
+      <w:pPr>
+        <w:pStyle w:val="a3"/>
+        <w:spacing w:before="120" w:line="276" w:lineRule="auto"/>
+        <w:ind w:right="138"/>
+        <w:rPr>
+          <w:lang w:val="en-US"/>
+        </w:rPr>
+      </w:pPr>
+      <w:r>
+        <w:rPr>
+          <w:lang w:val="en-US"/>
+        </w:rPr>
+        <w:drawing>
+          <wp:inline distT="0" distB="0" distL="0" distR="0" wp14:anchorId="6937A57A" wp14:editId="64BB8B06">
+            <wp:extent cx="3584320" cy="6172200"/>
+            <wp:effectExtent l="0" t="0" r="0" b="0"/>
+            <wp:docPr id="7" name="Рисунок 7"/>
+            <wp:cNvGraphicFramePr>
+              <a:graphicFrameLocks xmlns:a="http://schemas.openxmlformats.org/drawingml/2006/main" noChangeAspect="1"/>
+            </wp:cNvGraphicFramePr>
+            <a:graphic xmlns:a="http://schemas.openxmlformats.org/drawingml/2006/main">
+              <a:graphicData uri="http://schemas.openxmlformats.org/drawingml/2006/picture">
+                <pic:pic xmlns:pic="http://schemas.openxmlformats.org/drawingml/2006/picture">
+                  <pic:nvPicPr>
+                    <pic:cNvPr id="1" name=""/>
+                    <pic:cNvPicPr/>
+                  </pic:nvPicPr>
+                  <pic:blipFill>
+                    <a:blip r:embed="rId19"/>
+                    <a:stretch>
+                      <a:fillRect/>
+                    </a:stretch>
+                  </pic:blipFill>
+                  <pic:spPr>
+                    <a:xfrm>
+                      <a:off x="0" y="0"/>
+                      <a:ext cx="3591793" cy="6185068"/>
+                    </a:xfrm>
+                    <a:prstGeom prst="rect">
+                      <a:avLst/>
+                    </a:prstGeom>
+                  </pic:spPr>
+                </pic:pic>
+              </a:graphicData>
+            </a:graphic>
+          </wp:inline>
+        </w:drawing>
+      </w:r>
+    </w:p>
+    <w:p>
+      <w:pPr>
+        <w:pStyle w:val="a3"/>
+        <w:spacing w:before="120" w:line="276" w:lineRule="auto"/>
+        <w:ind w:right="138"/>
+        <w:rPr>
+          <w:lang w:val="en-US"/>
+        </w:rPr>
+      </w:pPr>
+    </w:p>
+    <w:p>
+      <w:pPr>
+        <w:pStyle w:val="a3"/>
+        <w:spacing w:before="120" w:line="276" w:lineRule="auto"/>
+        <w:ind w:right="138"/>
+        <w:rPr>
+          <w:b/>
+          <w:bCs/>
+          <w:sz w:val="28"/>
+          <w:szCs w:val="28"/>
+        </w:rPr>
+      </w:pPr>
+      <w:r>
+        <w:rPr>
+          <w:b/>
+          <w:bCs/>
+          <w:sz w:val="28"/>
+          <w:szCs w:val="28"/>
+        </w:rPr>
+        <w:t>Ответ на два вопроса из раздела 9 на основе проделанной работы</w:t>
+      </w:r>
+    </w:p>
+    <w:p>
+      <w:pPr>
+        <w:pStyle w:val="a3"/>
+        <w:spacing w:before="120" w:line="276" w:lineRule="auto"/>
+        <w:ind w:right="138"/>
+        <w:rPr>
+          <w:b/>
+          <w:bCs/>
+        </w:rPr>
+      </w:pPr>
+      <w:r>
+        <w:rPr>
+          <w:b/>
+          <w:bCs/>
+        </w:rPr>
+        <w:t>1. Почему результат одного запуска нельзя считать результатом эксперимента? Что нужно сообщить вместо него?</w:t>
+      </w:r>
+    </w:p>
+    <w:p>
+      <w:pPr>
+        <w:pStyle w:val="a3"/>
+        <w:spacing w:before="120" w:line="276" w:lineRule="auto"/>
+        <w:ind w:right="138"/>
+      </w:pPr>
+      <w:r>
+        <w:t>Один запуск — это лишь одна реализация случайного процесса. Поскольку на результат влияет значение seed, по одиночному запуску невозможно отличить действие изучаемого фактора от обычного случайного разброса: два разных запуска могут различаться только из-за разных случайных чисел.</w:t>
+      </w:r>
+    </w:p>
+    <w:p>
+      <w:pPr>
+        <w:pStyle w:val="a3"/>
+        <w:spacing w:before="120" w:line="276" w:lineRule="auto"/>
+        <w:ind w:right="138"/>
+      </w:pPr>
+      <w:r>
+        <w:t>Вместо одного числа необходимо сообщать серию запусков с указанием: количества запусков (n), перечня использованных seed, среднего значения метрики, выборочного стандартного отклонения (s), а также заранее заданного критерия сравнения (например, |Δ| &gt; 2s). Только среднее на фоне разброса позволяет судить, является ли наблюдённое изменение существенным или лежит в пределах случайных колебаний.</w:t>
+      </w:r>
+    </w:p>
+    <w:p>
+      <w:pPr>
+        <w:pStyle w:val="a3"/>
+        <w:spacing w:before="120" w:line="276" w:lineRule="auto"/>
+        <w:ind w:right="138"/>
+        <w:rPr>
+          <w:b/>
+          <w:bCs/>
+        </w:rPr>
+      </w:pPr>
+      <w:r>
+        <w:rPr>
+          <w:b/>
+          <w:bCs/>
+        </w:rPr>
+        <w:t>5. Что означает s = 0 для метрики? Как проверить, не является ли это ошибкой?</w:t>
+      </w:r>
+    </w:p>
+    <w:p>
+      <w:pPr>
+        <w:pStyle w:val="a3"/>
+        <w:spacing w:before="120" w:line="276" w:lineRule="auto"/>
+        <w:ind w:right="138"/>
+      </w:pPr>
+      <w:r>
+        <w:t>Формально s = 0 означает, что все значения метрики в серии совпали. На практике это чаще всего указывает на ошибку постановки: серия состоит из одного запуска, повторённого несколько раз (seed не менялся), n = 1 (выборочное s не определено), метрика вырождена для данных параметров (например, константное изображение) или допущена ошибка агрегации.</w:t>
+      </w:r>
+    </w:p>
+    <w:p>
+      <w:pPr>
+        <w:pStyle w:val="a3"/>
+        <w:spacing w:before="120" w:line="276" w:lineRule="auto"/>
+        <w:ind w:right="138"/>
+      </w:pPr>
+      <w:r>
+        <w:t>Проверка: вывести список фактически использованных seed и отпечатки массивов пикселей по каждому запуску. Совпадение отпечатков подтвердит вырожденность серии; различие отпечатков при одинаковой метрике будет означать, что метрика действительно нечувствительна к данным — это содержательный результат, а не ошибка.</w:t>
       </w:r>
     </w:p>
     <w:sectPr>
@@ -5152,6 +8001,95 @@
     </w:lvl>
   </w:abstractNum>
   <w:abstractNum w:abstractNumId="4" w15:restartNumberingAfterBreak="0">
+    <w:nsid w:val="48233778"/>
+    <w:multiLevelType w:val="hybridMultilevel"/>
+    <w:tmpl w:val="6BF89B1C"/>
+    <w:lvl w:ilvl="0" w:tplc="0419000F">
+      <w:start w:val="1"/>
+      <w:numFmt w:val="decimal"/>
+      <w:lvlText w:val="%1."/>
+      <w:lvlJc w:val="left"/>
+      <w:pPr>
+        <w:ind w:left="720" w:hanging="360"/>
+      </w:pPr>
+      <w:rPr>
+        <w:rFonts w:hint="default"/>
+      </w:rPr>
+    </w:lvl>
+    <w:lvl w:ilvl="1" w:tplc="04190019" w:tentative="1">
+      <w:start w:val="1"/>
+      <w:numFmt w:val="lowerLetter"/>
+      <w:lvlText w:val="%2."/>
+      <w:lvlJc w:val="left"/>
+      <w:pPr>
+        <w:ind w:left="1440" w:hanging="360"/>
+      </w:pPr>
+    </w:lvl>
+    <w:lvl w:ilvl="2" w:tplc="0419001B" w:tentative="1">
+      <w:start w:val="1"/>
+      <w:numFmt w:val="lowerRoman"/>
+      <w:lvlText w:val="%3."/>
+      <w:lvlJc w:val="right"/>
+      <w:pPr>
+        <w:ind w:left="2160" w:hanging="180"/>
+      </w:pPr>
+    </w:lvl>
+    <w:lvl w:ilvl="3" w:tplc="0419000F" w:tentative="1">
+      <w:start w:val="1"/>
+      <w:numFmt w:val="decimal"/>
+      <w:lvlText w:val="%4."/>
+      <w:lvlJc w:val="left"/>
+      <w:pPr>
+        <w:ind w:left="2880" w:hanging="360"/>
+      </w:pPr>
+    </w:lvl>
+    <w:lvl w:ilvl="4" w:tplc="04190019" w:tentative="1">
+      <w:start w:val="1"/>
+      <w:numFmt w:val="lowerLetter"/>
+      <w:lvlText w:val="%5."/>
+      <w:lvlJc w:val="left"/>
+      <w:pPr>
+        <w:ind w:left="3600" w:hanging="360"/>
+      </w:pPr>
+    </w:lvl>
+    <w:lvl w:ilvl="5" w:tplc="0419001B" w:tentative="1">
+      <w:start w:val="1"/>
+      <w:numFmt w:val="lowerRoman"/>
+      <w:lvlText w:val="%6."/>
+      <w:lvlJc w:val="right"/>
+      <w:pPr>
+        <w:ind w:left="4320" w:hanging="180"/>
+      </w:pPr>
+    </w:lvl>
+    <w:lvl w:ilvl="6" w:tplc="0419000F" w:tentative="1">
+      <w:start w:val="1"/>
+      <w:numFmt w:val="decimal"/>
+      <w:lvlText w:val="%7."/>
+      <w:lvlJc w:val="left"/>
+      <w:pPr>
+        <w:ind w:left="5040" w:hanging="360"/>
+      </w:pPr>
+    </w:lvl>
+    <w:lvl w:ilvl="7" w:tplc="04190019" w:tentative="1">
+      <w:start w:val="1"/>
+      <w:numFmt w:val="lowerLetter"/>
+      <w:lvlText w:val="%8."/>
+      <w:lvlJc w:val="left"/>
+      <w:pPr>
+        <w:ind w:left="5760" w:hanging="360"/>
+      </w:pPr>
+    </w:lvl>
+    <w:lvl w:ilvl="8" w:tplc="0419001B" w:tentative="1">
+      <w:start w:val="1"/>
+      <w:numFmt w:val="lowerRoman"/>
+      <w:lvlText w:val="%9."/>
+      <w:lvlJc w:val="right"/>
+      <w:pPr>
+        <w:ind w:left="6480" w:hanging="180"/>
+      </w:pPr>
+    </w:lvl>
+  </w:abstractNum>
+  <w:abstractNum w:abstractNumId="5" w15:restartNumberingAfterBreak="0">
     <w:nsid w:val="51241C0A"/>
     <w:multiLevelType w:val="hybridMultilevel"/>
     <w:tmpl w:val="CFB866C4"/>
@@ -5274,7 +8212,7 @@
     </w:lvl>
   </w:abstractNum>
   <w:num w:numId="1">
-    <w:abstractNumId w:val="4"/>
+    <w:abstractNumId w:val="5"/>
   </w:num>
   <w:num w:numId="2">
     <w:abstractNumId w:val="3"/>
@@ -5287,6 +8225,9 @@
   </w:num>
   <w:num w:numId="5">
     <w:abstractNumId w:val="1"/>
+  </w:num>
+  <w:num w:numId="6">
+    <w:abstractNumId w:val="4"/>
   </w:num>
 </w:numbering>
 </file>
@@ -5884,6 +8825,81 @@
       </w:tblBorders>
     </w:tblPr>
   </w:style>
+  <w:style w:type="paragraph" w:styleId="HTML">
+    <w:name w:val="HTML Preformatted"/>
+    <w:basedOn w:val="a"/>
+    <w:link w:val="HTML0"/>
+    <w:uiPriority w:val="99"/>
+    <w:semiHidden/>
+    <w:unhideWhenUsed/>
+    <w:rsid w:val="002F5255"/>
+    <w:pPr>
+      <w:widowControl/>
+      <w:tabs>
+        <w:tab w:val="left" w:pos="916"/>
+        <w:tab w:val="left" w:pos="1832"/>
+        <w:tab w:val="left" w:pos="2748"/>
+        <w:tab w:val="left" w:pos="3664"/>
+        <w:tab w:val="left" w:pos="4580"/>
+        <w:tab w:val="left" w:pos="5496"/>
+        <w:tab w:val="left" w:pos="6412"/>
+        <w:tab w:val="left" w:pos="7328"/>
+        <w:tab w:val="left" w:pos="8244"/>
+        <w:tab w:val="left" w:pos="9160"/>
+        <w:tab w:val="left" w:pos="10076"/>
+        <w:tab w:val="left" w:pos="10992"/>
+        <w:tab w:val="left" w:pos="11908"/>
+        <w:tab w:val="left" w:pos="12824"/>
+        <w:tab w:val="left" w:pos="13740"/>
+        <w:tab w:val="left" w:pos="14656"/>
+      </w:tabs>
+      <w:autoSpaceDE/>
+      <w:autoSpaceDN/>
+    </w:pPr>
+    <w:rPr>
+      <w:rFonts w:ascii="Courier New" w:hAnsi="Courier New" w:cs="Courier New"/>
+      <w:sz w:val="20"/>
+      <w:szCs w:val="20"/>
+      <w:lang w:eastAsia="ru-RU"/>
+    </w:rPr>
+  </w:style>
+  <w:style w:type="character" w:customStyle="1" w:styleId="HTML0">
+    <w:name w:val="Стандартный HTML Знак"/>
+    <w:basedOn w:val="a0"/>
+    <w:link w:val="HTML"/>
+    <w:uiPriority w:val="99"/>
+    <w:semiHidden/>
+    <w:rsid w:val="002F5255"/>
+    <w:rPr>
+      <w:rFonts w:ascii="Courier New" w:eastAsia="Times New Roman" w:hAnsi="Courier New" w:cs="Courier New"/>
+      <w:sz w:val="20"/>
+      <w:szCs w:val="20"/>
+      <w:lang w:val="ru-RU" w:eastAsia="ru-RU"/>
+    </w:rPr>
+  </w:style>
+  <w:style w:type="character" w:styleId="a9">
+    <w:name w:val="Hyperlink"/>
+    <w:basedOn w:val="a0"/>
+    <w:uiPriority w:val="99"/>
+    <w:unhideWhenUsed/>
+    <w:rsid w:val="001D6E68"/>
+    <w:rPr>
+      <w:color w:val="0000FF" w:themeColor="hyperlink"/>
+      <w:u w:val="single"/>
+    </w:rPr>
+  </w:style>
+  <w:style w:type="character" w:styleId="aa">
+    <w:name w:val="Unresolved Mention"/>
+    <w:basedOn w:val="a0"/>
+    <w:uiPriority w:val="99"/>
+    <w:semiHidden/>
+    <w:unhideWhenUsed/>
+    <w:rsid w:val="001D6E68"/>
+    <w:rPr>
+      <w:color w:val="605E5C"/>
+      <w:shd w:val="clear" w:color="auto" w:fill="E1DFDD"/>
+    </w:rPr>
+  </w:style>
 </w:styles>
 </file>
 
